--- a/noticias/2026-09-12-univava-classificatoria-4-quem-chega-como-favorito.docx
+++ b/noticias/2026-09-12-univava-classificatoria-4-quem-chega-como-favorito.docx
@@ -294,31 +294,31 @@
         <w:rPr>
           <w:b w:val="0"/>
         </w:rPr>
-        <w:t xml:space="preserve">Os percentuais abaixo correspondem ao cenário reduzido de 30 equipes e são a chance de cada colocação final, não um acumulado. </w:t>
+        <w:t xml:space="preserve">Os percentuais abaixo correspondem ao cenário reduzido de 30 equipes e são a chance de cada colocação final, não um acumulado. Em </w:t>
       </w:r>
       <w:r>
         <w:rPr>
           <w:b/>
         </w:rPr>
-        <w:t>Classificado</w:t>
+        <w:t>com vaga</w:t>
       </w:r>
       <w:r>
         <w:rPr>
           <w:b w:val="0"/>
         </w:rPr>
-        <w:t xml:space="preserve"> é a chance de terminar entre as quatro que pegam vaga, e as duas colunas seguintes abrem esse número pelas duas rotas possíveis: a chave superior dá duas vagas e a inferior dá as outras duas. Daí em diante são faixas de eliminação, e </w:t>
+        <w:t xml:space="preserve">, Total é a chance de terminar entre as quatro que se classificam, e Upper e Lower abrem esse número pelas duas rotas: a chave superior dá duas vagas e a inferior dá as outras duas. O resto são faixas de eliminação. Fora o Total, que é a soma de Upper com Lower, </w:t>
       </w:r>
       <w:r>
         <w:rPr>
           <w:b/>
         </w:rPr>
-        <w:t>as seis faixas somam 100%</w:t>
+        <w:t>cada linha soma 100%</w:t>
       </w:r>
       <w:r>
         <w:rPr>
           <w:b w:val="0"/>
         </w:rPr>
-        <w:t xml:space="preserve"> em cada linha. Quem quiser o Top 8 de uma equipe soma Classificado, 5º-6º e 7º-8º.</w:t>
+        <w:t>. Quem quiser o Top 8 de uma equipe soma Total, 5º-6º e 7º-8º.</w:t>
       </w:r>
     </w:p>
     <w:p>
@@ -4515,44 +4515,6 @@
       </w:r>
     </w:p>
     <w:p>
-      <w:r>
-        <w:rPr>
-          <w:b/>
-        </w:rPr>
-        <w:t>Rotas até a vaga:</w:t>
-      </w:r>
-      <w:r>
-        <w:rPr>
-          <w:b w:val="0"/>
-        </w:rPr>
-        <w:t xml:space="preserve"> pela chave superior </w:t>
-      </w:r>
-      <w:r>
-        <w:rPr>
-          <w:b/>
-        </w:rPr>
-        <w:t>33,7%</w:t>
-      </w:r>
-      <w:r>
-        <w:rPr>
-          <w:b w:val="0"/>
-        </w:rPr>
-        <w:t xml:space="preserve"> · pela inferior </w:t>
-      </w:r>
-      <w:r>
-        <w:rPr>
-          <w:b/>
-        </w:rPr>
-        <w:t>26,2%</w:t>
-      </w:r>
-      <w:r>
-        <w:rPr>
-          <w:b w:val="0"/>
-        </w:rPr>
-        <w:t>.</w:t>
-      </w:r>
-    </w:p>
-    <w:p>
       <w:pPr>
         <w:pStyle w:val="Heading2"/>
       </w:pPr>
@@ -4709,44 +4671,6 @@
           <w:b w:val="0"/>
         </w:rPr>
         <w:t>, essa é a última chance para a equipe, que não pode tropeçar. Mas as classificatórias do UNIVAVÁ são imprevisíveis!</w:t>
-      </w:r>
-    </w:p>
-    <w:p>
-      <w:r>
-        <w:rPr>
-          <w:b/>
-        </w:rPr>
-        <w:t>Rotas até a vaga:</w:t>
-      </w:r>
-      <w:r>
-        <w:rPr>
-          <w:b w:val="0"/>
-        </w:rPr>
-        <w:t xml:space="preserve"> pela chave superior </w:t>
-      </w:r>
-      <w:r>
-        <w:rPr>
-          <w:b/>
-        </w:rPr>
-        <w:t>33,5%</w:t>
-      </w:r>
-      <w:r>
-        <w:rPr>
-          <w:b w:val="0"/>
-        </w:rPr>
-        <w:t xml:space="preserve"> · pela inferior </w:t>
-      </w:r>
-      <w:r>
-        <w:rPr>
-          <w:b/>
-        </w:rPr>
-        <w:t>26,0%</w:t>
-      </w:r>
-      <w:r>
-        <w:rPr>
-          <w:b w:val="0"/>
-        </w:rPr>
-        <w:t>.</w:t>
       </w:r>
     </w:p>
     <w:p>
@@ -5052,44 +4976,6 @@
           <w:b w:val="0"/>
         </w:rPr>
         <w:t>Dessa vez a A2E vem para uma disputa em que sua nota a coloca entre as principais candidatas ao invés de underdog. Mas para garantir essa vaga a A2E vai ter que confirmar seu favoritismo e vencer as equipes menos favoritas, o que historicamente vem sendo uma pedra no sapato da equipe.</w:t>
-      </w:r>
-    </w:p>
-    <w:p>
-      <w:r>
-        <w:rPr>
-          <w:b/>
-        </w:rPr>
-        <w:t>Rotas até a vaga:</w:t>
-      </w:r>
-      <w:r>
-        <w:rPr>
-          <w:b w:val="0"/>
-        </w:rPr>
-        <w:t xml:space="preserve"> pela chave superior </w:t>
-      </w:r>
-      <w:r>
-        <w:rPr>
-          <w:b/>
-        </w:rPr>
-        <w:t>14,3%</w:t>
-      </w:r>
-      <w:r>
-        <w:rPr>
-          <w:b w:val="0"/>
-        </w:rPr>
-        <w:t xml:space="preserve"> · pela inferior </w:t>
-      </w:r>
-      <w:r>
-        <w:rPr>
-          <w:b/>
-        </w:rPr>
-        <w:t>15,6%</w:t>
-      </w:r>
-      <w:r>
-        <w:rPr>
-          <w:b w:val="0"/>
-        </w:rPr>
-        <w:t>.</w:t>
       </w:r>
     </w:p>
     <w:p>

--- a/noticias/2026-09-12-univava-classificatoria-4-quem-chega-como-favorito.docx
+++ b/noticias/2026-09-12-univava-classificatoria-4-quem-chega-como-favorito.docx
@@ -18,7 +18,7 @@
         <w:rPr>
           <w:b w:val="0"/>
         </w:rPr>
-        <w:t>Neste sábado, 12 de setembro, a Classificatória 4 do UNIVAVÁ coloca as últimas quatro vagas em disputa. A lista de inscritos utilizada nesta análise reúne 35 equipes, entre times que já passaram perto da classificação, nomes conhecidos do cenário e estreantes sobre os quais ainda sabemos muito pouco.</w:t>
+        <w:t>Neste sábado, 12 de setembro, a Classificatória 4 do UNIVAVÁ coloca as últimas quatro vagas em disputa. A lista de inscritos utilizada nesta análise reúne 37 equipes, entre times que já passaram perto da classificação, nomes conhecidos do cenário e estreantes sobre os quais ainda sabemos muito pouco.</w:t>
       </w:r>
     </w:p>
     <w:p>
@@ -197,57 +197,13 @@
         <w:rPr>
           <w:b w:val="0"/>
         </w:rPr>
-        <w:t xml:space="preserve">A chave também entra na conta de um jeito que vale explicar. Com 30 equipes, uma chave de 32 posições fica com duas vagas vazias, e quem cai contra uma delas avança sem jogar. Esses dois byes vão para as duas primeiras cabeças de chave, e valem mais do que parece: rodando o mesmo torneio com as 30 equipes de força </w:t>
-      </w:r>
-      <w:r>
-        <w:rPr>
-          <w:b/>
-        </w:rPr>
-        <w:t>idêntica</w:t>
-      </w:r>
-      <w:r>
-        <w:rPr>
-          <w:b w:val="0"/>
-        </w:rPr>
-        <w:t xml:space="preserve">, quem tem bye se classifica em </w:t>
-      </w:r>
-      <w:r>
-        <w:rPr>
-          <w:b/>
-        </w:rPr>
-        <w:t>23,5%</w:t>
-      </w:r>
-      <w:r>
-        <w:rPr>
-          <w:b w:val="0"/>
-        </w:rPr>
-        <w:t xml:space="preserve"> das vezes, contra </w:t>
-      </w:r>
-      <w:r>
-        <w:rPr>
-          <w:b/>
-        </w:rPr>
-        <w:t>13,3%</w:t>
-      </w:r>
-      <w:r>
-        <w:rPr>
-          <w:b w:val="0"/>
-        </w:rPr>
-        <w:t xml:space="preserve"> da média. É vantagem de chaveamento, não de time, e ela está embutida nos números de CAAP Malditos e Mauá Blue.</w:t>
-      </w:r>
-    </w:p>
-    <w:p>
-      <w:r>
-        <w:rPr>
-          <w:b w:val="0"/>
-        </w:rPr>
         <w:t xml:space="preserve">Também temos que falar de uma limitação do modelo: </w:t>
       </w:r>
       <w:r>
         <w:rPr>
           <w:b/>
         </w:rPr>
-        <w:t>o cenário simulado contém 30 das 35 inscritas</w:t>
+        <w:t>o cenário simulado contém 32 das 37 inscritas</w:t>
       </w:r>
       <w:r>
         <w:rPr>
@@ -294,7 +250,7 @@
         <w:rPr>
           <w:b w:val="0"/>
         </w:rPr>
-        <w:t xml:space="preserve">Os percentuais abaixo correspondem ao cenário reduzido de 30 equipes e são a chance de cada colocação final, não um acumulado. Em </w:t>
+        <w:t xml:space="preserve">Os percentuais abaixo correspondem ao cenário reduzido de 32 equipes e são a chance de cada colocação final, não um acumulado. Em </w:t>
       </w:r>
       <w:r>
         <w:rPr>
@@ -501,7 +457,7 @@
               <w:rPr>
                 <w:b w:val="0"/>
               </w:rPr>
-              <w:t>59,9</w:t>
+              <w:t>60,5</w:t>
             </w:r>
           </w:p>
         </w:tc>
@@ -515,7 +471,7 @@
               <w:rPr>
                 <w:b w:val="0"/>
               </w:rPr>
-              <w:t>33,7</w:t>
+              <w:t>34,3</w:t>
             </w:r>
           </w:p>
         </w:tc>
@@ -543,7 +499,7 @@
               <w:rPr>
                 <w:b w:val="0"/>
               </w:rPr>
-              <w:t>9,5</w:t>
+              <w:t>9,3</w:t>
             </w:r>
           </w:p>
         </w:tc>
@@ -557,35 +513,7 @@
               <w:rPr>
                 <w:b w:val="0"/>
               </w:rPr>
-              <w:t>7,9</w:t>
-            </w:r>
-          </w:p>
-        </w:tc>
-        <w:tc>
-          <w:tcPr>
-            <w:tcW w:type="dxa" w:w="960"/>
-          </w:tcPr>
-          <w:p>
-            <w:r/>
-            <w:r>
-              <w:rPr>
-                <w:b w:val="0"/>
-              </w:rPr>
-              <w:t>8,7</w:t>
-            </w:r>
-          </w:p>
-        </w:tc>
-        <w:tc>
-          <w:tcPr>
-            <w:tcW w:type="dxa" w:w="960"/>
-          </w:tcPr>
-          <w:p>
-            <w:r/>
-            <w:r>
-              <w:rPr>
-                <w:b w:val="0"/>
-              </w:rPr>
-              <w:t>5,9</w:t>
+              <w:t>7,6</w:t>
             </w:r>
           </w:p>
         </w:tc>
@@ -600,6 +528,34 @@
                 <w:b w:val="0"/>
               </w:rPr>
               <w:t>8,2</w:t>
+            </w:r>
+          </w:p>
+        </w:tc>
+        <w:tc>
+          <w:tcPr>
+            <w:tcW w:type="dxa" w:w="960"/>
+          </w:tcPr>
+          <w:p>
+            <w:r/>
+            <w:r>
+              <w:rPr>
+                <w:b w:val="0"/>
+              </w:rPr>
+              <w:t>5,8</w:t>
+            </w:r>
+          </w:p>
+        </w:tc>
+        <w:tc>
+          <w:tcPr>
+            <w:tcW w:type="dxa" w:w="960"/>
+          </w:tcPr>
+          <w:p>
+            <w:r/>
+            <w:r>
+              <w:rPr>
+                <w:b w:val="0"/>
+              </w:rPr>
+              <w:t>8,5</w:t>
             </w:r>
           </w:p>
         </w:tc>
@@ -631,7 +587,7 @@
               <w:rPr>
                 <w:b w:val="0"/>
               </w:rPr>
-              <w:t>59,5</w:t>
+              <w:t>60,1</w:t>
             </w:r>
           </w:p>
         </w:tc>
@@ -645,7 +601,7 @@
               <w:rPr>
                 <w:b w:val="0"/>
               </w:rPr>
-              <w:t>33,5</w:t>
+              <w:t>33,9</w:t>
             </w:r>
           </w:p>
         </w:tc>
@@ -659,7 +615,7 @@
               <w:rPr>
                 <w:b w:val="0"/>
               </w:rPr>
-              <w:t>26,0</w:t>
+              <w:t>26,2</w:t>
             </w:r>
           </w:p>
         </w:tc>
@@ -673,7 +629,7 @@
               <w:rPr>
                 <w:b w:val="0"/>
               </w:rPr>
-              <w:t>9,6</w:t>
+              <w:t>9,4</w:t>
             </w:r>
           </w:p>
         </w:tc>
@@ -687,7 +643,35 @@
               <w:rPr>
                 <w:b w:val="0"/>
               </w:rPr>
-              <w:t>8,0</w:t>
+              <w:t>7,7</w:t>
+            </w:r>
+          </w:p>
+        </w:tc>
+        <w:tc>
+          <w:tcPr>
+            <w:tcW w:type="dxa" w:w="960"/>
+          </w:tcPr>
+          <w:p>
+            <w:r/>
+            <w:r>
+              <w:rPr>
+                <w:b w:val="0"/>
+              </w:rPr>
+              <w:t>8,3</w:t>
+            </w:r>
+          </w:p>
+        </w:tc>
+        <w:tc>
+          <w:tcPr>
+            <w:tcW w:type="dxa" w:w="960"/>
+          </w:tcPr>
+          <w:p>
+            <w:r/>
+            <w:r>
+              <w:rPr>
+                <w:b w:val="0"/>
+              </w:rPr>
+              <w:t>5,9</w:t>
             </w:r>
           </w:p>
         </w:tc>
@@ -702,34 +686,6 @@
                 <w:b w:val="0"/>
               </w:rPr>
               <w:t>8,7</w:t>
-            </w:r>
-          </w:p>
-        </w:tc>
-        <w:tc>
-          <w:tcPr>
-            <w:tcW w:type="dxa" w:w="960"/>
-          </w:tcPr>
-          <w:p>
-            <w:r/>
-            <w:r>
-              <w:rPr>
-                <w:b w:val="0"/>
-              </w:rPr>
-              <w:t>6,0</w:t>
-            </w:r>
-          </w:p>
-        </w:tc>
-        <w:tc>
-          <w:tcPr>
-            <w:tcW w:type="dxa" w:w="960"/>
-          </w:tcPr>
-          <w:p>
-            <w:r/>
-            <w:r>
-              <w:rPr>
-                <w:b w:val="0"/>
-              </w:rPr>
-              <w:t>8,2</w:t>
             </w:r>
           </w:p>
         </w:tc>
@@ -761,7 +717,7 @@
               <w:rPr>
                 <w:b w:val="0"/>
               </w:rPr>
-              <w:t>43,0</w:t>
+              <w:t>43,9</w:t>
             </w:r>
           </w:p>
         </w:tc>
@@ -775,7 +731,7 @@
               <w:rPr>
                 <w:b w:val="0"/>
               </w:rPr>
-              <w:t>21,8</w:t>
+              <w:t>22,5</w:t>
             </w:r>
           </w:p>
         </w:tc>
@@ -789,7 +745,7 @@
               <w:rPr>
                 <w:b w:val="0"/>
               </w:rPr>
-              <w:t>21,2</w:t>
+              <w:t>21,4</w:t>
             </w:r>
           </w:p>
         </w:tc>
@@ -803,7 +759,7 @@
               <w:rPr>
                 <w:b w:val="0"/>
               </w:rPr>
-              <w:t>11,7</w:t>
+              <w:t>11,4</w:t>
             </w:r>
           </w:p>
         </w:tc>
@@ -817,7 +773,7 @@
               <w:rPr>
                 <w:b w:val="0"/>
               </w:rPr>
-              <w:t>10,1</w:t>
+              <w:t>9,8</w:t>
             </w:r>
           </w:p>
         </w:tc>
@@ -831,7 +787,7 @@
               <w:rPr>
                 <w:b w:val="0"/>
               </w:rPr>
-              <w:t>12,3</w:t>
+              <w:t>11,9</w:t>
             </w:r>
           </w:p>
         </w:tc>
@@ -845,7 +801,7 @@
               <w:rPr>
                 <w:b w:val="0"/>
               </w:rPr>
-              <w:t>9,1</w:t>
+              <w:t>8,6</w:t>
             </w:r>
           </w:p>
         </w:tc>
@@ -859,7 +815,137 @@
               <w:rPr>
                 <w:b w:val="0"/>
               </w:rPr>
-              <w:t>13,7</w:t>
+              <w:t>14,4</w:t>
+            </w:r>
+          </w:p>
+        </w:tc>
+      </w:tr>
+      <w:tr>
+        <w:tc>
+          <w:tcPr>
+            <w:tcW w:type="dxa" w:w="960"/>
+          </w:tcPr>
+          <w:p>
+            <w:r/>
+            <w:hyperlink r:id="rId19">
+              <w:r>
+                <w:rPr>
+                  <w:rStyle w:val="Hyperlink"/>
+                </w:rPr>
+                <w:t xml:space="preserve">A2E UFF</w:t>
+              </w:r>
+            </w:hyperlink>
+          </w:p>
+        </w:tc>
+        <w:tc>
+          <w:tcPr>
+            <w:tcW w:type="dxa" w:w="960"/>
+          </w:tcPr>
+          <w:p>
+            <w:r/>
+            <w:r>
+              <w:rPr>
+                <w:b w:val="0"/>
+              </w:rPr>
+              <w:t>30,5</w:t>
+            </w:r>
+          </w:p>
+        </w:tc>
+        <w:tc>
+          <w:tcPr>
+            <w:tcW w:type="dxa" w:w="960"/>
+          </w:tcPr>
+          <w:p>
+            <w:r/>
+            <w:r>
+              <w:rPr>
+                <w:b w:val="0"/>
+              </w:rPr>
+              <w:t>14,7</w:t>
+            </w:r>
+          </w:p>
+        </w:tc>
+        <w:tc>
+          <w:tcPr>
+            <w:tcW w:type="dxa" w:w="960"/>
+          </w:tcPr>
+          <w:p>
+            <w:r/>
+            <w:r>
+              <w:rPr>
+                <w:b w:val="0"/>
+              </w:rPr>
+              <w:t>15,8</w:t>
+            </w:r>
+          </w:p>
+        </w:tc>
+        <w:tc>
+          <w:tcPr>
+            <w:tcW w:type="dxa" w:w="960"/>
+          </w:tcPr>
+          <w:p>
+            <w:r/>
+            <w:r>
+              <w:rPr>
+                <w:b w:val="0"/>
+              </w:rPr>
+              <w:t>11,9</w:t>
+            </w:r>
+          </w:p>
+        </w:tc>
+        <w:tc>
+          <w:tcPr>
+            <w:tcW w:type="dxa" w:w="960"/>
+          </w:tcPr>
+          <w:p>
+            <w:r/>
+            <w:r>
+              <w:rPr>
+                <w:b w:val="0"/>
+              </w:rPr>
+              <w:t>10,7</w:t>
+            </w:r>
+          </w:p>
+        </w:tc>
+        <w:tc>
+          <w:tcPr>
+            <w:tcW w:type="dxa" w:w="960"/>
+          </w:tcPr>
+          <w:p>
+            <w:r/>
+            <w:r>
+              <w:rPr>
+                <w:b w:val="0"/>
+              </w:rPr>
+              <w:t>14,5</w:t>
+            </w:r>
+          </w:p>
+        </w:tc>
+        <w:tc>
+          <w:tcPr>
+            <w:tcW w:type="dxa" w:w="960"/>
+          </w:tcPr>
+          <w:p>
+            <w:r/>
+            <w:r>
+              <w:rPr>
+                <w:b w:val="0"/>
+              </w:rPr>
+              <w:t>11,4</w:t>
+            </w:r>
+          </w:p>
+        </w:tc>
+        <w:tc>
+          <w:tcPr>
+            <w:tcW w:type="dxa" w:w="960"/>
+          </w:tcPr>
+          <w:p>
+            <w:r/>
+            <w:r>
+              <w:rPr>
+                <w:b w:val="0"/>
+              </w:rPr>
+              <w:t>21,0</w:t>
             </w:r>
           </w:p>
         </w:tc>
@@ -897,7 +983,7 @@
               <w:rPr>
                 <w:b w:val="0"/>
               </w:rPr>
-              <w:t>32,4</w:t>
+              <w:t>24,1</w:t>
             </w:r>
           </w:p>
         </w:tc>
@@ -911,7 +997,7 @@
               <w:rPr>
                 <w:b w:val="0"/>
               </w:rPr>
-              <w:t>16,3</w:t>
+              <w:t>11,3</w:t>
             </w:r>
           </w:p>
         </w:tc>
@@ -925,7 +1011,7 @@
               <w:rPr>
                 <w:b w:val="0"/>
               </w:rPr>
-              <w:t>16,1</w:t>
+              <w:t>12,8</w:t>
             </w:r>
           </w:p>
         </w:tc>
@@ -939,7 +1025,7 @@
               <w:rPr>
                 <w:b w:val="0"/>
               </w:rPr>
-              <w:t>14,9</w:t>
+              <w:t>11,4</w:t>
             </w:r>
           </w:p>
         </w:tc>
@@ -953,7 +1039,7 @@
               <w:rPr>
                 <w:b w:val="0"/>
               </w:rPr>
-              <w:t>12,0</w:t>
+              <w:t>10,7</w:t>
             </w:r>
           </w:p>
         </w:tc>
@@ -967,7 +1053,7 @@
               <w:rPr>
                 <w:b w:val="0"/>
               </w:rPr>
-              <w:t>19,1</w:t>
+              <w:t>16,8</w:t>
             </w:r>
           </w:p>
         </w:tc>
@@ -981,7 +1067,7 @@
               <w:rPr>
                 <w:b w:val="0"/>
               </w:rPr>
-              <w:t>9,3</w:t>
+              <w:t>12,5</w:t>
             </w:r>
           </w:p>
         </w:tc>
@@ -995,7 +1081,7 @@
               <w:rPr>
                 <w:b w:val="0"/>
               </w:rPr>
-              <w:t>12,3</w:t>
+              <w:t>24,5</w:t>
             </w:r>
           </w:p>
         </w:tc>
@@ -1007,27 +1093,19 @@
           </w:tcPr>
           <w:p>
             <w:r/>
-            <w:hyperlink r:id="rId19">
+            <w:hyperlink r:id="rId13">
               <w:r>
                 <w:rPr>
                   <w:rStyle w:val="Hyperlink"/>
                 </w:rPr>
-                <w:t xml:space="preserve">A2E UFF</w:t>
+                <w:t xml:space="preserve">FEI DarkOwls</w:t>
               </w:r>
             </w:hyperlink>
-          </w:p>
-        </w:tc>
-        <w:tc>
-          <w:tcPr>
-            <w:tcW w:type="dxa" w:w="960"/>
-          </w:tcPr>
-          <w:p>
-            <w:r/>
             <w:r>
               <w:rPr>
                 <w:b w:val="0"/>
               </w:rPr>
-              <w:t>29,8</w:t>
+              <w:t xml:space="preserve"> (Seed)</w:t>
             </w:r>
           </w:p>
         </w:tc>
@@ -1041,7 +1119,7 @@
               <w:rPr>
                 <w:b w:val="0"/>
               </w:rPr>
-              <w:t>14,3</w:t>
+              <w:t>21,0</w:t>
             </w:r>
           </w:p>
         </w:tc>
@@ -1055,7 +1133,7 @@
               <w:rPr>
                 <w:b w:val="0"/>
               </w:rPr>
-              <w:t>15,6</w:t>
+              <w:t>9,7</w:t>
             </w:r>
           </w:p>
         </w:tc>
@@ -1069,7 +1147,7 @@
               <w:rPr>
                 <w:b w:val="0"/>
               </w:rPr>
-              <w:t>12,1</w:t>
+              <w:t>11,3</w:t>
             </w:r>
           </w:p>
         </w:tc>
@@ -1097,7 +1175,7 @@
               <w:rPr>
                 <w:b w:val="0"/>
               </w:rPr>
-              <w:t>15,1</w:t>
+              <w:t>10,6</w:t>
             </w:r>
           </w:p>
         </w:tc>
@@ -1111,7 +1189,7 @@
               <w:rPr>
                 <w:b w:val="0"/>
               </w:rPr>
-              <w:t>11,8</w:t>
+              <w:t>17,3</w:t>
             </w:r>
           </w:p>
         </w:tc>
@@ -1125,7 +1203,21 @@
               <w:rPr>
                 <w:b w:val="0"/>
               </w:rPr>
-              <w:t>20,1</w:t>
+              <w:t>13,1</w:t>
+            </w:r>
+          </w:p>
+        </w:tc>
+        <w:tc>
+          <w:tcPr>
+            <w:tcW w:type="dxa" w:w="960"/>
+          </w:tcPr>
+          <w:p>
+            <w:r/>
+            <w:r>
+              <w:rPr>
+                <w:b w:val="0"/>
+              </w:rPr>
+              <w:t>26,9</w:t>
             </w:r>
           </w:p>
         </w:tc>
@@ -1157,7 +1249,7 @@
               <w:rPr>
                 <w:b w:val="0"/>
               </w:rPr>
-              <w:t>20,4</w:t>
+              <w:t>20,9</w:t>
             </w:r>
           </w:p>
         </w:tc>
@@ -1171,7 +1263,151 @@
               <w:rPr>
                 <w:b w:val="0"/>
               </w:rPr>
-              <w:t>9,4</w:t>
+              <w:t>9,7</w:t>
+            </w:r>
+          </w:p>
+        </w:tc>
+        <w:tc>
+          <w:tcPr>
+            <w:tcW w:type="dxa" w:w="960"/>
+          </w:tcPr>
+          <w:p>
+            <w:r/>
+            <w:r>
+              <w:rPr>
+                <w:b w:val="0"/>
+              </w:rPr>
+              <w:t>11,2</w:t>
+            </w:r>
+          </w:p>
+        </w:tc>
+        <w:tc>
+          <w:tcPr>
+            <w:tcW w:type="dxa" w:w="960"/>
+          </w:tcPr>
+          <w:p>
+            <w:r/>
+            <w:r>
+              <w:rPr>
+                <w:b w:val="0"/>
+              </w:rPr>
+              <w:t>11,1</w:t>
+            </w:r>
+          </w:p>
+        </w:tc>
+        <w:tc>
+          <w:tcPr>
+            <w:tcW w:type="dxa" w:w="960"/>
+          </w:tcPr>
+          <w:p>
+            <w:r/>
+            <w:r>
+              <w:rPr>
+                <w:b w:val="0"/>
+              </w:rPr>
+              <w:t>10,5</w:t>
+            </w:r>
+          </w:p>
+        </w:tc>
+        <w:tc>
+          <w:tcPr>
+            <w:tcW w:type="dxa" w:w="960"/>
+          </w:tcPr>
+          <w:p>
+            <w:r/>
+            <w:r>
+              <w:rPr>
+                <w:b w:val="0"/>
+              </w:rPr>
+              <w:t>16,1</w:t>
+            </w:r>
+          </w:p>
+        </w:tc>
+        <w:tc>
+          <w:tcPr>
+            <w:tcW w:type="dxa" w:w="960"/>
+          </w:tcPr>
+          <w:p>
+            <w:r/>
+            <w:r>
+              <w:rPr>
+                <w:b w:val="0"/>
+              </w:rPr>
+              <w:t>13,3</w:t>
+            </w:r>
+          </w:p>
+        </w:tc>
+        <w:tc>
+          <w:tcPr>
+            <w:tcW w:type="dxa" w:w="960"/>
+          </w:tcPr>
+          <w:p>
+            <w:r/>
+            <w:r>
+              <w:rPr>
+                <w:b w:val="0"/>
+              </w:rPr>
+              <w:t>28,1</w:t>
+            </w:r>
+          </w:p>
+        </w:tc>
+      </w:tr>
+      <w:tr>
+        <w:tc>
+          <w:tcPr>
+            <w:tcW w:type="dxa" w:w="960"/>
+          </w:tcPr>
+          <w:p>
+            <w:r/>
+            <w:hyperlink r:id="rId21">
+              <w:r>
+                <w:rPr>
+                  <w:rStyle w:val="Hyperlink"/>
+                </w:rPr>
+                <w:t xml:space="preserve">CEUB Octopus Vulgaris</w:t>
+              </w:r>
+            </w:hyperlink>
+          </w:p>
+        </w:tc>
+        <w:tc>
+          <w:tcPr>
+            <w:tcW w:type="dxa" w:w="960"/>
+          </w:tcPr>
+          <w:p>
+            <w:r/>
+            <w:r>
+              <w:rPr>
+                <w:b w:val="0"/>
+              </w:rPr>
+              <w:t>19,5</w:t>
+            </w:r>
+          </w:p>
+        </w:tc>
+        <w:tc>
+          <w:tcPr>
+            <w:tcW w:type="dxa" w:w="960"/>
+          </w:tcPr>
+          <w:p>
+            <w:r/>
+            <w:r>
+              <w:rPr>
+                <w:b w:val="0"/>
+              </w:rPr>
+              <w:t>9,0</w:t>
+            </w:r>
+          </w:p>
+        </w:tc>
+        <w:tc>
+          <w:tcPr>
+            <w:tcW w:type="dxa" w:w="960"/>
+          </w:tcPr>
+          <w:p>
+            <w:r/>
+            <w:r>
+              <w:rPr>
+                <w:b w:val="0"/>
+              </w:rPr>
+              <w:t>10,4</w:t>
             </w:r>
           </w:p>
         </w:tc>
@@ -1199,7 +1435,109 @@
               <w:rPr>
                 <w:b w:val="0"/>
               </w:rPr>
-              <w:t>11,2</w:t>
+              <w:t>10,5</w:t>
+            </w:r>
+          </w:p>
+        </w:tc>
+        <w:tc>
+          <w:tcPr>
+            <w:tcW w:type="dxa" w:w="960"/>
+          </w:tcPr>
+          <w:p>
+            <w:r/>
+            <w:r>
+              <w:rPr>
+                <w:b w:val="0"/>
+              </w:rPr>
+              <w:t>16,3</w:t>
+            </w:r>
+          </w:p>
+        </w:tc>
+        <w:tc>
+          <w:tcPr>
+            <w:tcW w:type="dxa" w:w="960"/>
+          </w:tcPr>
+          <w:p>
+            <w:r/>
+            <w:r>
+              <w:rPr>
+                <w:b w:val="0"/>
+              </w:rPr>
+              <w:t>13,7</w:t>
+            </w:r>
+          </w:p>
+        </w:tc>
+        <w:tc>
+          <w:tcPr>
+            <w:tcW w:type="dxa" w:w="960"/>
+          </w:tcPr>
+          <w:p>
+            <w:r/>
+            <w:r>
+              <w:rPr>
+                <w:b w:val="0"/>
+              </w:rPr>
+              <w:t>29,1</w:t>
+            </w:r>
+          </w:p>
+        </w:tc>
+      </w:tr>
+      <w:tr>
+        <w:tc>
+          <w:tcPr>
+            <w:tcW w:type="dxa" w:w="960"/>
+          </w:tcPr>
+          <w:p>
+            <w:r/>
+            <w:hyperlink r:id="rId22">
+              <w:r>
+                <w:rPr>
+                  <w:rStyle w:val="Hyperlink"/>
+                </w:rPr>
+                <w:t xml:space="preserve">USCS Hawks</w:t>
+              </w:r>
+            </w:hyperlink>
+          </w:p>
+        </w:tc>
+        <w:tc>
+          <w:tcPr>
+            <w:tcW w:type="dxa" w:w="960"/>
+          </w:tcPr>
+          <w:p>
+            <w:r/>
+            <w:r>
+              <w:rPr>
+                <w:b w:val="0"/>
+              </w:rPr>
+              <w:t>19,2</w:t>
+            </w:r>
+          </w:p>
+        </w:tc>
+        <w:tc>
+          <w:tcPr>
+            <w:tcW w:type="dxa" w:w="960"/>
+          </w:tcPr>
+          <w:p>
+            <w:r/>
+            <w:r>
+              <w:rPr>
+                <w:b w:val="0"/>
+              </w:rPr>
+              <w:t>8,9</w:t>
+            </w:r>
+          </w:p>
+        </w:tc>
+        <w:tc>
+          <w:tcPr>
+            <w:tcW w:type="dxa" w:w="960"/>
+          </w:tcPr>
+          <w:p>
+            <w:r/>
+            <w:r>
+              <w:rPr>
+                <w:b w:val="0"/>
+              </w:rPr>
+              <w:t>10,3</w:t>
             </w:r>
           </w:p>
         </w:tc>
@@ -1227,7 +1565,7 @@
               <w:rPr>
                 <w:b w:val="0"/>
               </w:rPr>
-              <w:t>16,8</w:t>
+              <w:t>10,3</w:t>
             </w:r>
           </w:p>
         </w:tc>
@@ -1241,7 +1579,7 @@
               <w:rPr>
                 <w:b w:val="0"/>
               </w:rPr>
-              <w:t>13,9</w:t>
+              <w:t>16,3</w:t>
             </w:r>
           </w:p>
         </w:tc>
@@ -1255,7 +1593,281 @@
               <w:rPr>
                 <w:b w:val="0"/>
               </w:rPr>
-              <w:t>26,8</w:t>
+              <w:t>13,6</w:t>
+            </w:r>
+          </w:p>
+        </w:tc>
+        <w:tc>
+          <w:tcPr>
+            <w:tcW w:type="dxa" w:w="960"/>
+          </w:tcPr>
+          <w:p>
+            <w:r/>
+            <w:r>
+              <w:rPr>
+                <w:b w:val="0"/>
+              </w:rPr>
+              <w:t>29,7</w:t>
+            </w:r>
+          </w:p>
+        </w:tc>
+      </w:tr>
+      <w:tr>
+        <w:tc>
+          <w:tcPr>
+            <w:tcW w:type="dxa" w:w="960"/>
+          </w:tcPr>
+          <w:p>
+            <w:r/>
+            <w:hyperlink r:id="rId23">
+              <w:r>
+                <w:rPr>
+                  <w:rStyle w:val="Hyperlink"/>
+                </w:rPr>
+                <w:t xml:space="preserve">UFRJ Minerva</w:t>
+              </w:r>
+            </w:hyperlink>
+          </w:p>
+        </w:tc>
+        <w:tc>
+          <w:tcPr>
+            <w:tcW w:type="dxa" w:w="960"/>
+          </w:tcPr>
+          <w:p>
+            <w:r/>
+            <w:r>
+              <w:rPr>
+                <w:b w:val="0"/>
+              </w:rPr>
+              <w:t>17,0</w:t>
+            </w:r>
+          </w:p>
+        </w:tc>
+        <w:tc>
+          <w:tcPr>
+            <w:tcW w:type="dxa" w:w="960"/>
+          </w:tcPr>
+          <w:p>
+            <w:r/>
+            <w:r>
+              <w:rPr>
+                <w:b w:val="0"/>
+              </w:rPr>
+              <w:t>7,8</w:t>
+            </w:r>
+          </w:p>
+        </w:tc>
+        <w:tc>
+          <w:tcPr>
+            <w:tcW w:type="dxa" w:w="960"/>
+          </w:tcPr>
+          <w:p>
+            <w:r/>
+            <w:r>
+              <w:rPr>
+                <w:b w:val="0"/>
+              </w:rPr>
+              <w:t>9,1</w:t>
+            </w:r>
+          </w:p>
+        </w:tc>
+        <w:tc>
+          <w:tcPr>
+            <w:tcW w:type="dxa" w:w="960"/>
+          </w:tcPr>
+          <w:p>
+            <w:r/>
+            <w:r>
+              <w:rPr>
+                <w:b w:val="0"/>
+              </w:rPr>
+              <w:t>10,4</w:t>
+            </w:r>
+          </w:p>
+        </w:tc>
+        <w:tc>
+          <w:tcPr>
+            <w:tcW w:type="dxa" w:w="960"/>
+          </w:tcPr>
+          <w:p>
+            <w:r/>
+            <w:r>
+              <w:rPr>
+                <w:b w:val="0"/>
+              </w:rPr>
+              <w:t>10,3</w:t>
+            </w:r>
+          </w:p>
+        </w:tc>
+        <w:tc>
+          <w:tcPr>
+            <w:tcW w:type="dxa" w:w="960"/>
+          </w:tcPr>
+          <w:p>
+            <w:r/>
+            <w:r>
+              <w:rPr>
+                <w:b w:val="0"/>
+              </w:rPr>
+              <w:t>16,5</w:t>
+            </w:r>
+          </w:p>
+        </w:tc>
+        <w:tc>
+          <w:tcPr>
+            <w:tcW w:type="dxa" w:w="960"/>
+          </w:tcPr>
+          <w:p>
+            <w:r/>
+            <w:r>
+              <w:rPr>
+                <w:b w:val="0"/>
+              </w:rPr>
+              <w:t>14,1</w:t>
+            </w:r>
+          </w:p>
+        </w:tc>
+        <w:tc>
+          <w:tcPr>
+            <w:tcW w:type="dxa" w:w="960"/>
+          </w:tcPr>
+          <w:p>
+            <w:r/>
+            <w:r>
+              <w:rPr>
+                <w:b w:val="0"/>
+              </w:rPr>
+              <w:t>31,8</w:t>
+            </w:r>
+          </w:p>
+        </w:tc>
+      </w:tr>
+      <w:tr>
+        <w:tc>
+          <w:tcPr>
+            <w:tcW w:type="dxa" w:w="960"/>
+          </w:tcPr>
+          <w:p>
+            <w:r/>
+            <w:hyperlink r:id="rId24">
+              <w:r>
+                <w:rPr>
+                  <w:rStyle w:val="Hyperlink"/>
+                </w:rPr>
+                <w:t xml:space="preserve">FAMETRO Berserkers</w:t>
+              </w:r>
+            </w:hyperlink>
+          </w:p>
+        </w:tc>
+        <w:tc>
+          <w:tcPr>
+            <w:tcW w:type="dxa" w:w="960"/>
+          </w:tcPr>
+          <w:p>
+            <w:r/>
+            <w:r>
+              <w:rPr>
+                <w:b w:val="0"/>
+              </w:rPr>
+              <w:t>16,5</w:t>
+            </w:r>
+          </w:p>
+        </w:tc>
+        <w:tc>
+          <w:tcPr>
+            <w:tcW w:type="dxa" w:w="960"/>
+          </w:tcPr>
+          <w:p>
+            <w:r/>
+            <w:r>
+              <w:rPr>
+                <w:b w:val="0"/>
+              </w:rPr>
+              <w:t>7,6</w:t>
+            </w:r>
+          </w:p>
+        </w:tc>
+        <w:tc>
+          <w:tcPr>
+            <w:tcW w:type="dxa" w:w="960"/>
+          </w:tcPr>
+          <w:p>
+            <w:r/>
+            <w:r>
+              <w:rPr>
+                <w:b w:val="0"/>
+              </w:rPr>
+              <w:t>8,9</w:t>
+            </w:r>
+          </w:p>
+        </w:tc>
+        <w:tc>
+          <w:tcPr>
+            <w:tcW w:type="dxa" w:w="960"/>
+          </w:tcPr>
+          <w:p>
+            <w:r/>
+            <w:r>
+              <w:rPr>
+                <w:b w:val="0"/>
+              </w:rPr>
+              <w:t>10,3</w:t>
+            </w:r>
+          </w:p>
+        </w:tc>
+        <w:tc>
+          <w:tcPr>
+            <w:tcW w:type="dxa" w:w="960"/>
+          </w:tcPr>
+          <w:p>
+            <w:r/>
+            <w:r>
+              <w:rPr>
+                <w:b w:val="0"/>
+              </w:rPr>
+              <w:t>10,1</w:t>
+            </w:r>
+          </w:p>
+        </w:tc>
+        <w:tc>
+          <w:tcPr>
+            <w:tcW w:type="dxa" w:w="960"/>
+          </w:tcPr>
+          <w:p>
+            <w:r/>
+            <w:r>
+              <w:rPr>
+                <w:b w:val="0"/>
+              </w:rPr>
+              <w:t>16,5</w:t>
+            </w:r>
+          </w:p>
+        </w:tc>
+        <w:tc>
+          <w:tcPr>
+            <w:tcW w:type="dxa" w:w="960"/>
+          </w:tcPr>
+          <w:p>
+            <w:r/>
+            <w:r>
+              <w:rPr>
+                <w:b w:val="0"/>
+              </w:rPr>
+              <w:t>14,3</w:t>
+            </w:r>
+          </w:p>
+        </w:tc>
+        <w:tc>
+          <w:tcPr>
+            <w:tcW w:type="dxa" w:w="960"/>
+          </w:tcPr>
+          <w:p>
+            <w:r/>
+            <w:r>
+              <w:rPr>
+                <w:b w:val="0"/>
+              </w:rPr>
+              <w:t>32,4</w:t>
             </w:r>
           </w:p>
         </w:tc>
@@ -1293,7 +1905,7 @@
               <w:rPr>
                 <w:b w:val="0"/>
               </w:rPr>
-              <w:t>20,2</w:t>
+              <w:t>13,4</w:t>
             </w:r>
           </w:p>
         </w:tc>
@@ -1307,7 +1919,7 @@
               <w:rPr>
                 <w:b w:val="0"/>
               </w:rPr>
-              <w:t>9,8</w:t>
+              <w:t>6,1</w:t>
             </w:r>
           </w:p>
         </w:tc>
@@ -1321,7 +1933,7 @@
               <w:rPr>
                 <w:b w:val="0"/>
               </w:rPr>
-              <w:t>10,4</w:t>
+              <w:t>7,3</w:t>
             </w:r>
           </w:p>
         </w:tc>
@@ -1335,7 +1947,7 @@
               <w:rPr>
                 <w:b w:val="0"/>
               </w:rPr>
-              <w:t>14,8</w:t>
+              <w:t>10,0</w:t>
             </w:r>
           </w:p>
         </w:tc>
@@ -1349,273 +1961,7 @@
               <w:rPr>
                 <w:b w:val="0"/>
               </w:rPr>
-              <w:t>12,4</w:t>
-            </w:r>
-          </w:p>
-        </w:tc>
-        <w:tc>
-          <w:tcPr>
-            <w:tcW w:type="dxa" w:w="960"/>
-          </w:tcPr>
-          <w:p>
-            <w:r/>
-            <w:r>
-              <w:rPr>
-                <w:b w:val="0"/>
-              </w:rPr>
-              <w:t>22,0</w:t>
-            </w:r>
-          </w:p>
-        </w:tc>
-        <w:tc>
-          <w:tcPr>
-            <w:tcW w:type="dxa" w:w="960"/>
-          </w:tcPr>
-          <w:p>
-            <w:r/>
-            <w:r>
-              <w:rPr>
-                <w:b w:val="0"/>
-              </w:rPr>
-              <w:t>12,2</w:t>
-            </w:r>
-          </w:p>
-        </w:tc>
-        <w:tc>
-          <w:tcPr>
-            <w:tcW w:type="dxa" w:w="960"/>
-          </w:tcPr>
-          <w:p>
-            <w:r/>
-            <w:r>
-              <w:rPr>
-                <w:b w:val="0"/>
-              </w:rPr>
-              <w:t>18,5</w:t>
-            </w:r>
-          </w:p>
-        </w:tc>
-      </w:tr>
-      <w:tr>
-        <w:tc>
-          <w:tcPr>
-            <w:tcW w:type="dxa" w:w="960"/>
-          </w:tcPr>
-          <w:p>
-            <w:r/>
-            <w:hyperlink r:id="rId13">
-              <w:r>
-                <w:rPr>
-                  <w:rStyle w:val="Hyperlink"/>
-                </w:rPr>
-                <w:t xml:space="preserve">FEI DarkOwls</w:t>
-              </w:r>
-            </w:hyperlink>
-            <w:r>
-              <w:rPr>
-                <w:b w:val="0"/>
-              </w:rPr>
-              <w:t xml:space="preserve"> (Seed)</w:t>
-            </w:r>
-          </w:p>
-        </w:tc>
-        <w:tc>
-          <w:tcPr>
-            <w:tcW w:type="dxa" w:w="960"/>
-          </w:tcPr>
-          <w:p>
-            <w:r/>
-            <w:r>
-              <w:rPr>
-                <w:b w:val="0"/>
-              </w:rPr>
-              <w:t>20,1</w:t>
-            </w:r>
-          </w:p>
-        </w:tc>
-        <w:tc>
-          <w:tcPr>
-            <w:tcW w:type="dxa" w:w="960"/>
-          </w:tcPr>
-          <w:p>
-            <w:r/>
-            <w:r>
-              <w:rPr>
-                <w:b w:val="0"/>
-              </w:rPr>
-              <w:t>9,3</w:t>
-            </w:r>
-          </w:p>
-        </w:tc>
-        <w:tc>
-          <w:tcPr>
-            <w:tcW w:type="dxa" w:w="960"/>
-          </w:tcPr>
-          <w:p>
-            <w:r/>
-            <w:r>
-              <w:rPr>
-                <w:b w:val="0"/>
-              </w:rPr>
-              <w:t>10,8</w:t>
-            </w:r>
-          </w:p>
-        </w:tc>
-        <w:tc>
-          <w:tcPr>
-            <w:tcW w:type="dxa" w:w="960"/>
-          </w:tcPr>
-          <w:p>
-            <w:r/>
-            <w:r>
-              <w:rPr>
-                <w:b w:val="0"/>
-              </w:rPr>
-              <w:t>10,9</w:t>
-            </w:r>
-          </w:p>
-        </w:tc>
-        <w:tc>
-          <w:tcPr>
-            <w:tcW w:type="dxa" w:w="960"/>
-          </w:tcPr>
-          <w:p>
-            <w:r/>
-            <w:r>
-              <w:rPr>
-                <w:b w:val="0"/>
-              </w:rPr>
-              <w:t>10,5</w:t>
-            </w:r>
-          </w:p>
-        </w:tc>
-        <w:tc>
-          <w:tcPr>
-            <w:tcW w:type="dxa" w:w="960"/>
-          </w:tcPr>
-          <w:p>
-            <w:r/>
-            <w:r>
-              <w:rPr>
-                <w:b w:val="0"/>
-              </w:rPr>
-              <w:t>17,4</w:t>
-            </w:r>
-          </w:p>
-        </w:tc>
-        <w:tc>
-          <w:tcPr>
-            <w:tcW w:type="dxa" w:w="960"/>
-          </w:tcPr>
-          <w:p>
-            <w:r/>
-            <w:r>
-              <w:rPr>
-                <w:b w:val="0"/>
-              </w:rPr>
-              <w:t>13,4</w:t>
-            </w:r>
-          </w:p>
-        </w:tc>
-        <w:tc>
-          <w:tcPr>
-            <w:tcW w:type="dxa" w:w="960"/>
-          </w:tcPr>
-          <w:p>
-            <w:r/>
-            <w:r>
-              <w:rPr>
-                <w:b w:val="0"/>
-              </w:rPr>
-              <w:t>27,7</w:t>
-            </w:r>
-          </w:p>
-        </w:tc>
-      </w:tr>
-      <w:tr>
-        <w:tc>
-          <w:tcPr>
-            <w:tcW w:type="dxa" w:w="960"/>
-          </w:tcPr>
-          <w:p>
-            <w:r/>
-            <w:hyperlink r:id="rId21">
-              <w:r>
-                <w:rPr>
-                  <w:rStyle w:val="Hyperlink"/>
-                </w:rPr>
-                <w:t xml:space="preserve">CEUB Octopus Vulgaris</w:t>
-              </w:r>
-            </w:hyperlink>
-          </w:p>
-        </w:tc>
-        <w:tc>
-          <w:tcPr>
-            <w:tcW w:type="dxa" w:w="960"/>
-          </w:tcPr>
-          <w:p>
-            <w:r/>
-            <w:r>
-              <w:rPr>
-                <w:b w:val="0"/>
-              </w:rPr>
-              <w:t>19,0</w:t>
-            </w:r>
-          </w:p>
-        </w:tc>
-        <w:tc>
-          <w:tcPr>
-            <w:tcW w:type="dxa" w:w="960"/>
-          </w:tcPr>
-          <w:p>
-            <w:r/>
-            <w:r>
-              <w:rPr>
-                <w:b w:val="0"/>
-              </w:rPr>
-              <w:t>8,7</w:t>
-            </w:r>
-          </w:p>
-        </w:tc>
-        <w:tc>
-          <w:tcPr>
-            <w:tcW w:type="dxa" w:w="960"/>
-          </w:tcPr>
-          <w:p>
-            <w:r/>
-            <w:r>
-              <w:rPr>
-                <w:b w:val="0"/>
-              </w:rPr>
-              <w:t>10,3</w:t>
-            </w:r>
-          </w:p>
-        </w:tc>
-        <w:tc>
-          <w:tcPr>
-            <w:tcW w:type="dxa" w:w="960"/>
-          </w:tcPr>
-          <w:p>
-            <w:r/>
-            <w:r>
-              <w:rPr>
-                <w:b w:val="0"/>
-              </w:rPr>
-              <w:t>11,1</w:t>
-            </w:r>
-          </w:p>
-        </w:tc>
-        <w:tc>
-          <w:tcPr>
-            <w:tcW w:type="dxa" w:w="960"/>
-          </w:tcPr>
-          <w:p>
-            <w:r/>
-            <w:r>
-              <w:rPr>
-                <w:b w:val="0"/>
-              </w:rPr>
-              <w:t>10,7</w:t>
+              <w:t>9,9</w:t>
             </w:r>
           </w:p>
         </w:tc>
@@ -1643,7 +1989,7 @@
               <w:rPr>
                 <w:b w:val="0"/>
               </w:rPr>
-              <w:t>14,3</w:t>
+              <w:t>14,6</w:t>
             </w:r>
           </w:p>
         </w:tc>
@@ -1657,397 +2003,7 @@
               <w:rPr>
                 <w:b w:val="0"/>
               </w:rPr>
-              <w:t>28,0</w:t>
-            </w:r>
-          </w:p>
-        </w:tc>
-      </w:tr>
-      <w:tr>
-        <w:tc>
-          <w:tcPr>
-            <w:tcW w:type="dxa" w:w="960"/>
-          </w:tcPr>
-          <w:p>
-            <w:r/>
-            <w:hyperlink r:id="rId22">
-              <w:r>
-                <w:rPr>
-                  <w:rStyle w:val="Hyperlink"/>
-                </w:rPr>
-                <w:t xml:space="preserve">USCS Hawks</w:t>
-              </w:r>
-            </w:hyperlink>
-          </w:p>
-        </w:tc>
-        <w:tc>
-          <w:tcPr>
-            <w:tcW w:type="dxa" w:w="960"/>
-          </w:tcPr>
-          <w:p>
-            <w:r/>
-            <w:r>
-              <w:rPr>
-                <w:b w:val="0"/>
-              </w:rPr>
-              <w:t>18,6</w:t>
-            </w:r>
-          </w:p>
-        </w:tc>
-        <w:tc>
-          <w:tcPr>
-            <w:tcW w:type="dxa" w:w="960"/>
-          </w:tcPr>
-          <w:p>
-            <w:r/>
-            <w:r>
-              <w:rPr>
-                <w:b w:val="0"/>
-              </w:rPr>
-              <w:t>8,5</w:t>
-            </w:r>
-          </w:p>
-        </w:tc>
-        <w:tc>
-          <w:tcPr>
-            <w:tcW w:type="dxa" w:w="960"/>
-          </w:tcPr>
-          <w:p>
-            <w:r/>
-            <w:r>
-              <w:rPr>
-                <w:b w:val="0"/>
-              </w:rPr>
-              <w:t>10,1</w:t>
-            </w:r>
-          </w:p>
-        </w:tc>
-        <w:tc>
-          <w:tcPr>
-            <w:tcW w:type="dxa" w:w="960"/>
-          </w:tcPr>
-          <w:p>
-            <w:r/>
-            <w:r>
-              <w:rPr>
-                <w:b w:val="0"/>
-              </w:rPr>
-              <w:t>10,9</w:t>
-            </w:r>
-          </w:p>
-        </w:tc>
-        <w:tc>
-          <w:tcPr>
-            <w:tcW w:type="dxa" w:w="960"/>
-          </w:tcPr>
-          <w:p>
-            <w:r/>
-            <w:r>
-              <w:rPr>
-                <w:b w:val="0"/>
-              </w:rPr>
-              <w:t>10,7</w:t>
-            </w:r>
-          </w:p>
-        </w:tc>
-        <w:tc>
-          <w:tcPr>
-            <w:tcW w:type="dxa" w:w="960"/>
-          </w:tcPr>
-          <w:p>
-            <w:r/>
-            <w:r>
-              <w:rPr>
-                <w:b w:val="0"/>
-              </w:rPr>
-              <w:t>17,0</w:t>
-            </w:r>
-          </w:p>
-        </w:tc>
-        <w:tc>
-          <w:tcPr>
-            <w:tcW w:type="dxa" w:w="960"/>
-          </w:tcPr>
-          <w:p>
-            <w:r/>
-            <w:r>
-              <w:rPr>
-                <w:b w:val="0"/>
-              </w:rPr>
-              <w:t>14,3</w:t>
-            </w:r>
-          </w:p>
-        </w:tc>
-        <w:tc>
-          <w:tcPr>
-            <w:tcW w:type="dxa" w:w="960"/>
-          </w:tcPr>
-          <w:p>
-            <w:r/>
-            <w:r>
-              <w:rPr>
-                <w:b w:val="0"/>
-              </w:rPr>
-              <w:t>28,5</w:t>
-            </w:r>
-          </w:p>
-        </w:tc>
-      </w:tr>
-      <w:tr>
-        <w:tc>
-          <w:tcPr>
-            <w:tcW w:type="dxa" w:w="960"/>
-          </w:tcPr>
-          <w:p>
-            <w:r/>
-            <w:hyperlink r:id="rId23">
-              <w:r>
-                <w:rPr>
-                  <w:rStyle w:val="Hyperlink"/>
-                </w:rPr>
-                <w:t xml:space="preserve">UFRJ Minerva</w:t>
-              </w:r>
-            </w:hyperlink>
-          </w:p>
-        </w:tc>
-        <w:tc>
-          <w:tcPr>
-            <w:tcW w:type="dxa" w:w="960"/>
-          </w:tcPr>
-          <w:p>
-            <w:r/>
-            <w:r>
-              <w:rPr>
-                <w:b w:val="0"/>
-              </w:rPr>
-              <w:t>16,5</w:t>
-            </w:r>
-          </w:p>
-        </w:tc>
-        <w:tc>
-          <w:tcPr>
-            <w:tcW w:type="dxa" w:w="960"/>
-          </w:tcPr>
-          <w:p>
-            <w:r/>
-            <w:r>
-              <w:rPr>
-                <w:b w:val="0"/>
-              </w:rPr>
-              <w:t>7,5</w:t>
-            </w:r>
-          </w:p>
-        </w:tc>
-        <w:tc>
-          <w:tcPr>
-            <w:tcW w:type="dxa" w:w="960"/>
-          </w:tcPr>
-          <w:p>
-            <w:r/>
-            <w:r>
-              <w:rPr>
-                <w:b w:val="0"/>
-              </w:rPr>
-              <w:t>9,0</w:t>
-            </w:r>
-          </w:p>
-        </w:tc>
-        <w:tc>
-          <w:tcPr>
-            <w:tcW w:type="dxa" w:w="960"/>
-          </w:tcPr>
-          <w:p>
-            <w:r/>
-            <w:r>
-              <w:rPr>
-                <w:b w:val="0"/>
-              </w:rPr>
-              <w:t>10,5</w:t>
-            </w:r>
-          </w:p>
-        </w:tc>
-        <w:tc>
-          <w:tcPr>
-            <w:tcW w:type="dxa" w:w="960"/>
-          </w:tcPr>
-          <w:p>
-            <w:r/>
-            <w:r>
-              <w:rPr>
-                <w:b w:val="0"/>
-              </w:rPr>
-              <w:t>10,4</w:t>
-            </w:r>
-          </w:p>
-        </w:tc>
-        <w:tc>
-          <w:tcPr>
-            <w:tcW w:type="dxa" w:w="960"/>
-          </w:tcPr>
-          <w:p>
-            <w:r/>
-            <w:r>
-              <w:rPr>
-                <w:b w:val="0"/>
-              </w:rPr>
-              <w:t>17,2</w:t>
-            </w:r>
-          </w:p>
-        </w:tc>
-        <w:tc>
-          <w:tcPr>
-            <w:tcW w:type="dxa" w:w="960"/>
-          </w:tcPr>
-          <w:p>
-            <w:r/>
-            <w:r>
-              <w:rPr>
-                <w:b w:val="0"/>
-              </w:rPr>
-              <w:t>14,9</w:t>
-            </w:r>
-          </w:p>
-        </w:tc>
-        <w:tc>
-          <w:tcPr>
-            <w:tcW w:type="dxa" w:w="960"/>
-          </w:tcPr>
-          <w:p>
-            <w:r/>
-            <w:r>
-              <w:rPr>
-                <w:b w:val="0"/>
-              </w:rPr>
-              <w:t>30,5</w:t>
-            </w:r>
-          </w:p>
-        </w:tc>
-      </w:tr>
-      <w:tr>
-        <w:tc>
-          <w:tcPr>
-            <w:tcW w:type="dxa" w:w="960"/>
-          </w:tcPr>
-          <w:p>
-            <w:r/>
-            <w:hyperlink r:id="rId24">
-              <w:r>
-                <w:rPr>
-                  <w:rStyle w:val="Hyperlink"/>
-                </w:rPr>
-                <w:t xml:space="preserve">FAMETRO Berserkers</w:t>
-              </w:r>
-            </w:hyperlink>
-          </w:p>
-        </w:tc>
-        <w:tc>
-          <w:tcPr>
-            <w:tcW w:type="dxa" w:w="960"/>
-          </w:tcPr>
-          <w:p>
-            <w:r/>
-            <w:r>
-              <w:rPr>
-                <w:b w:val="0"/>
-              </w:rPr>
-              <w:t>16,1</w:t>
-            </w:r>
-          </w:p>
-        </w:tc>
-        <w:tc>
-          <w:tcPr>
-            <w:tcW w:type="dxa" w:w="960"/>
-          </w:tcPr>
-          <w:p>
-            <w:r/>
-            <w:r>
-              <w:rPr>
-                <w:b w:val="0"/>
-              </w:rPr>
-              <w:t>7,3</w:t>
-            </w:r>
-          </w:p>
-        </w:tc>
-        <w:tc>
-          <w:tcPr>
-            <w:tcW w:type="dxa" w:w="960"/>
-          </w:tcPr>
-          <w:p>
-            <w:r/>
-            <w:r>
-              <w:rPr>
-                <w:b w:val="0"/>
-              </w:rPr>
-              <w:t>8,8</w:t>
-            </w:r>
-          </w:p>
-        </w:tc>
-        <w:tc>
-          <w:tcPr>
-            <w:tcW w:type="dxa" w:w="960"/>
-          </w:tcPr>
-          <w:p>
-            <w:r/>
-            <w:r>
-              <w:rPr>
-                <w:b w:val="0"/>
-              </w:rPr>
-              <w:t>10,3</w:t>
-            </w:r>
-          </w:p>
-        </w:tc>
-        <w:tc>
-          <w:tcPr>
-            <w:tcW w:type="dxa" w:w="960"/>
-          </w:tcPr>
-          <w:p>
-            <w:r/>
-            <w:r>
-              <w:rPr>
-                <w:b w:val="0"/>
-              </w:rPr>
-              <w:t>10,4</w:t>
-            </w:r>
-          </w:p>
-        </w:tc>
-        <w:tc>
-          <w:tcPr>
-            <w:tcW w:type="dxa" w:w="960"/>
-          </w:tcPr>
-          <w:p>
-            <w:r/>
-            <w:r>
-              <w:rPr>
-                <w:b w:val="0"/>
-              </w:rPr>
-              <w:t>17,2</w:t>
-            </w:r>
-          </w:p>
-        </w:tc>
-        <w:tc>
-          <w:tcPr>
-            <w:tcW w:type="dxa" w:w="960"/>
-          </w:tcPr>
-          <w:p>
-            <w:r/>
-            <w:r>
-              <w:rPr>
-                <w:b w:val="0"/>
-              </w:rPr>
-              <w:t>14,9</w:t>
-            </w:r>
-          </w:p>
-        </w:tc>
-        <w:tc>
-          <w:tcPr>
-            <w:tcW w:type="dxa" w:w="960"/>
-          </w:tcPr>
-          <w:p>
-            <w:r/>
-            <w:r>
-              <w:rPr>
-                <w:b w:val="0"/>
-              </w:rPr>
-              <w:t>31,0</w:t>
+              <w:t>35,3</w:t>
             </w:r>
           </w:p>
         </w:tc>
@@ -2079,7 +2035,7 @@
               <w:rPr>
                 <w:b w:val="0"/>
               </w:rPr>
-              <w:t>6,8</w:t>
+              <w:t>7,0</w:t>
             </w:r>
           </w:p>
         </w:tc>
@@ -2093,7 +2049,7 @@
               <w:rPr>
                 <w:b w:val="0"/>
               </w:rPr>
-              <w:t>3,0</w:t>
+              <w:t>3,1</w:t>
             </w:r>
           </w:p>
         </w:tc>
@@ -2135,7 +2091,7 @@
               <w:rPr>
                 <w:b w:val="0"/>
               </w:rPr>
-              <w:t>7,7</w:t>
+              <w:t>7,4</w:t>
             </w:r>
           </w:p>
         </w:tc>
@@ -2149,7 +2105,7 @@
               <w:rPr>
                 <w:b w:val="0"/>
               </w:rPr>
-              <w:t>16,5</w:t>
+              <w:t>15,7</w:t>
             </w:r>
           </w:p>
         </w:tc>
@@ -2163,7 +2119,7 @@
               <w:rPr>
                 <w:b w:val="0"/>
               </w:rPr>
-              <w:t>16,7</w:t>
+              <w:t>15,5</w:t>
             </w:r>
           </w:p>
         </w:tc>
@@ -2177,7 +2133,7 @@
               <w:rPr>
                 <w:b w:val="0"/>
               </w:rPr>
-              <w:t>45,6</w:t>
+              <w:t>47,6</w:t>
             </w:r>
           </w:p>
         </w:tc>
@@ -2190,6 +2146,136 @@
           <w:p>
             <w:r/>
             <w:hyperlink r:id="rId26">
+              <w:r>
+                <w:rPr>
+                  <w:rStyle w:val="Hyperlink"/>
+                </w:rPr>
+                <w:t xml:space="preserve">Panterao Gaming</w:t>
+              </w:r>
+            </w:hyperlink>
+          </w:p>
+        </w:tc>
+        <w:tc>
+          <w:tcPr>
+            <w:tcW w:type="dxa" w:w="960"/>
+          </w:tcPr>
+          <w:p>
+            <w:r/>
+            <w:r>
+              <w:rPr>
+                <w:b w:val="0"/>
+              </w:rPr>
+              <w:t>6,2</w:t>
+            </w:r>
+          </w:p>
+        </w:tc>
+        <w:tc>
+          <w:tcPr>
+            <w:tcW w:type="dxa" w:w="960"/>
+          </w:tcPr>
+          <w:p>
+            <w:r/>
+            <w:r>
+              <w:rPr>
+                <w:b w:val="0"/>
+              </w:rPr>
+              <w:t>2,8</w:t>
+            </w:r>
+          </w:p>
+        </w:tc>
+        <w:tc>
+          <w:tcPr>
+            <w:tcW w:type="dxa" w:w="960"/>
+          </w:tcPr>
+          <w:p>
+            <w:r/>
+            <w:r>
+              <w:rPr>
+                <w:b w:val="0"/>
+              </w:rPr>
+              <w:t>3,4</w:t>
+            </w:r>
+          </w:p>
+        </w:tc>
+        <w:tc>
+          <w:tcPr>
+            <w:tcW w:type="dxa" w:w="960"/>
+          </w:tcPr>
+          <w:p>
+            <w:r/>
+            <w:r>
+              <w:rPr>
+                <w:b w:val="0"/>
+              </w:rPr>
+              <w:t>6,5</w:t>
+            </w:r>
+          </w:p>
+        </w:tc>
+        <w:tc>
+          <w:tcPr>
+            <w:tcW w:type="dxa" w:w="960"/>
+          </w:tcPr>
+          <w:p>
+            <w:r/>
+            <w:r>
+              <w:rPr>
+                <w:b w:val="0"/>
+              </w:rPr>
+              <w:t>7,1</w:t>
+            </w:r>
+          </w:p>
+        </w:tc>
+        <w:tc>
+          <w:tcPr>
+            <w:tcW w:type="dxa" w:w="960"/>
+          </w:tcPr>
+          <w:p>
+            <w:r/>
+            <w:r>
+              <w:rPr>
+                <w:b w:val="0"/>
+              </w:rPr>
+              <w:t>15,5</w:t>
+            </w:r>
+          </w:p>
+        </w:tc>
+        <w:tc>
+          <w:tcPr>
+            <w:tcW w:type="dxa" w:w="960"/>
+          </w:tcPr>
+          <w:p>
+            <w:r/>
+            <w:r>
+              <w:rPr>
+                <w:b w:val="0"/>
+              </w:rPr>
+              <w:t>15,5</w:t>
+            </w:r>
+          </w:p>
+        </w:tc>
+        <w:tc>
+          <w:tcPr>
+            <w:tcW w:type="dxa" w:w="960"/>
+          </w:tcPr>
+          <w:p>
+            <w:r/>
+            <w:r>
+              <w:rPr>
+                <w:b w:val="0"/>
+              </w:rPr>
+              <w:t>49,2</w:t>
+            </w:r>
+          </w:p>
+        </w:tc>
+      </w:tr>
+      <w:tr>
+        <w:tc>
+          <w:tcPr>
+            <w:tcW w:type="dxa" w:w="960"/>
+          </w:tcPr>
+          <w:p>
+            <w:r/>
+            <w:hyperlink r:id="rId27">
               <w:r>
                 <w:rPr>
                   <w:rStyle w:val="Hyperlink"/>
@@ -2209,7 +2295,7 @@
               <w:rPr>
                 <w:b w:val="0"/>
               </w:rPr>
-              <w:t>5,8</w:t>
+              <w:t>6,1</w:t>
             </w:r>
           </w:p>
         </w:tc>
@@ -2223,7 +2309,7 @@
               <w:rPr>
                 <w:b w:val="0"/>
               </w:rPr>
-              <w:t>2,6</w:t>
+              <w:t>2,8</w:t>
             </w:r>
           </w:p>
         </w:tc>
@@ -2237,7 +2323,7 @@
               <w:rPr>
                 <w:b w:val="0"/>
               </w:rPr>
-              <w:t>3,2</w:t>
+              <w:t>3,3</w:t>
             </w:r>
           </w:p>
         </w:tc>
@@ -2265,7 +2351,7 @@
               <w:rPr>
                 <w:b w:val="0"/>
               </w:rPr>
-              <w:t>7,2</w:t>
+              <w:t>7,0</w:t>
             </w:r>
           </w:p>
         </w:tc>
@@ -2279,7 +2365,7 @@
               <w:rPr>
                 <w:b w:val="0"/>
               </w:rPr>
-              <w:t>16,2</w:t>
+              <w:t>15,4</w:t>
             </w:r>
           </w:p>
         </w:tc>
@@ -2293,7 +2379,7 @@
               <w:rPr>
                 <w:b w:val="0"/>
               </w:rPr>
-              <w:t>16,7</w:t>
+              <w:t>15,5</w:t>
             </w:r>
           </w:p>
         </w:tc>
@@ -2307,7 +2393,7 @@
               <w:rPr>
                 <w:b w:val="0"/>
               </w:rPr>
-              <w:t>47,5</w:t>
+              <w:t>49,5</w:t>
             </w:r>
           </w:p>
         </w:tc>
@@ -2319,7 +2405,7 @@
           </w:tcPr>
           <w:p>
             <w:r/>
-            <w:hyperlink r:id="rId27">
+            <w:hyperlink r:id="rId28">
               <w:r>
                 <w:rPr>
                   <w:rStyle w:val="Hyperlink"/>
@@ -2339,7 +2425,7 @@
               <w:rPr>
                 <w:b w:val="0"/>
               </w:rPr>
-              <w:t>4,5</w:t>
+              <w:t>4,7</w:t>
             </w:r>
           </w:p>
         </w:tc>
@@ -2353,7 +2439,7 @@
               <w:rPr>
                 <w:b w:val="0"/>
               </w:rPr>
-              <w:t>2,0</w:t>
+              <w:t>2,2</w:t>
             </w:r>
           </w:p>
         </w:tc>
@@ -2367,7 +2453,7 @@
               <w:rPr>
                 <w:b w:val="0"/>
               </w:rPr>
-              <w:t>2,5</w:t>
+              <w:t>2,6</w:t>
             </w:r>
           </w:p>
         </w:tc>
@@ -2381,7 +2467,7 @@
               <w:rPr>
                 <w:b w:val="0"/>
               </w:rPr>
-              <w:t>5,5</w:t>
+              <w:t>5,6</w:t>
             </w:r>
           </w:p>
         </w:tc>
@@ -2395,7 +2481,7 @@
               <w:rPr>
                 <w:b w:val="0"/>
               </w:rPr>
-              <w:t>6,4</w:t>
+              <w:t>6,2</w:t>
             </w:r>
           </w:p>
         </w:tc>
@@ -2409,7 +2495,7 @@
               <w:rPr>
                 <w:b w:val="0"/>
               </w:rPr>
-              <w:t>15,3</w:t>
+              <w:t>14,6</w:t>
             </w:r>
           </w:p>
         </w:tc>
@@ -2423,7 +2509,7 @@
               <w:rPr>
                 <w:b w:val="0"/>
               </w:rPr>
-              <w:t>16,6</w:t>
+              <w:t>15,2</w:t>
             </w:r>
           </w:p>
         </w:tc>
@@ -2437,7 +2523,7 @@
               <w:rPr>
                 <w:b w:val="0"/>
               </w:rPr>
-              <w:t>51,7</w:t>
+              <w:t>53,6</w:t>
             </w:r>
           </w:p>
         </w:tc>
@@ -2449,7 +2535,7 @@
           </w:tcPr>
           <w:p>
             <w:r/>
-            <w:hyperlink r:id="rId28">
+            <w:hyperlink r:id="rId29">
               <w:r>
                 <w:rPr>
                   <w:rStyle w:val="Hyperlink"/>
@@ -2469,7 +2555,7 @@
               <w:rPr>
                 <w:b w:val="0"/>
               </w:rPr>
-              <w:t>4,2</w:t>
+              <w:t>4,3</w:t>
             </w:r>
           </w:p>
         </w:tc>
@@ -2483,7 +2569,7 @@
               <w:rPr>
                 <w:b w:val="0"/>
               </w:rPr>
-              <w:t>1,9</w:t>
+              <w:t>2,0</w:t>
             </w:r>
           </w:p>
         </w:tc>
@@ -2511,7 +2597,7 @@
               <w:rPr>
                 <w:b w:val="0"/>
               </w:rPr>
-              <w:t>5,3</w:t>
+              <w:t>5,4</w:t>
             </w:r>
           </w:p>
         </w:tc>
@@ -2525,7 +2611,7 @@
               <w:rPr>
                 <w:b w:val="0"/>
               </w:rPr>
-              <w:t>6,2</w:t>
+              <w:t>6,0</w:t>
             </w:r>
           </w:p>
         </w:tc>
@@ -2539,7 +2625,7 @@
               <w:rPr>
                 <w:b w:val="0"/>
               </w:rPr>
-              <w:t>15,1</w:t>
+              <w:t>14,4</w:t>
             </w:r>
           </w:p>
         </w:tc>
@@ -2553,7 +2639,7 @@
               <w:rPr>
                 <w:b w:val="0"/>
               </w:rPr>
-              <w:t>16,5</w:t>
+              <w:t>15,2</w:t>
             </w:r>
           </w:p>
         </w:tc>
@@ -2567,7 +2653,7 @@
               <w:rPr>
                 <w:b w:val="0"/>
               </w:rPr>
-              <w:t>52,7</w:t>
+              <w:t>54,8</w:t>
             </w:r>
           </w:p>
         </w:tc>
@@ -2579,7 +2665,7 @@
           </w:tcPr>
           <w:p>
             <w:r/>
-            <w:hyperlink r:id="rId29">
+            <w:hyperlink r:id="rId30">
               <w:r>
                 <w:rPr>
                   <w:rStyle w:val="Hyperlink"/>
@@ -2599,7 +2685,7 @@
               <w:rPr>
                 <w:b w:val="0"/>
               </w:rPr>
-              <w:t>4,0</w:t>
+              <w:t>4,2</w:t>
             </w:r>
           </w:p>
         </w:tc>
@@ -2613,7 +2699,7 @@
               <w:rPr>
                 <w:b w:val="0"/>
               </w:rPr>
-              <w:t>1,8</w:t>
+              <w:t>1,9</w:t>
             </w:r>
           </w:p>
         </w:tc>
@@ -2627,7 +2713,7 @@
               <w:rPr>
                 <w:b w:val="0"/>
               </w:rPr>
-              <w:t>2,2</w:t>
+              <w:t>2,3</w:t>
             </w:r>
           </w:p>
         </w:tc>
@@ -2641,7 +2727,7 @@
               <w:rPr>
                 <w:b w:val="0"/>
               </w:rPr>
-              <w:t>5,1</w:t>
+              <w:t>5,2</w:t>
             </w:r>
           </w:p>
         </w:tc>
@@ -2655,7 +2741,7 @@
               <w:rPr>
                 <w:b w:val="0"/>
               </w:rPr>
-              <w:t>6,1</w:t>
+              <w:t>5,8</w:t>
             </w:r>
           </w:p>
         </w:tc>
@@ -2669,7 +2755,7 @@
               <w:rPr>
                 <w:b w:val="0"/>
               </w:rPr>
-              <w:t>14,9</w:t>
+              <w:t>14,2</w:t>
             </w:r>
           </w:p>
         </w:tc>
@@ -2683,7 +2769,7 @@
               <w:rPr>
                 <w:b w:val="0"/>
               </w:rPr>
-              <w:t>16,5</w:t>
+              <w:t>15,1</w:t>
             </w:r>
           </w:p>
         </w:tc>
@@ -2697,7 +2783,7 @@
               <w:rPr>
                 <w:b w:val="0"/>
               </w:rPr>
-              <w:t>53,4</w:t>
+              <w:t>55,5</w:t>
             </w:r>
           </w:p>
         </w:tc>
@@ -2709,7 +2795,7 @@
           </w:tcPr>
           <w:p>
             <w:r/>
-            <w:hyperlink r:id="rId30">
+            <w:hyperlink r:id="rId31">
               <w:r>
                 <w:rPr>
                   <w:rStyle w:val="Hyperlink"/>
@@ -2729,7 +2815,7 @@
               <w:rPr>
                 <w:b w:val="0"/>
               </w:rPr>
-              <w:t>3,3</w:t>
+              <w:t>3,4</w:t>
             </w:r>
           </w:p>
         </w:tc>
@@ -2743,7 +2829,7 @@
               <w:rPr>
                 <w:b w:val="0"/>
               </w:rPr>
-              <w:t>1,5</w:t>
+              <w:t>1,6</w:t>
             </w:r>
           </w:p>
         </w:tc>
@@ -2757,7 +2843,7 @@
               <w:rPr>
                 <w:b w:val="0"/>
               </w:rPr>
-              <w:t>1,8</w:t>
+              <w:t>1,9</w:t>
             </w:r>
           </w:p>
         </w:tc>
@@ -2771,7 +2857,7 @@
               <w:rPr>
                 <w:b w:val="0"/>
               </w:rPr>
-              <w:t>4,6</w:t>
+              <w:t>4,7</w:t>
             </w:r>
           </w:p>
         </w:tc>
@@ -2785,7 +2871,7 @@
               <w:rPr>
                 <w:b w:val="0"/>
               </w:rPr>
-              <w:t>5,5</w:t>
+              <w:t>5,3</w:t>
             </w:r>
           </w:p>
         </w:tc>
@@ -2799,7 +2885,7 @@
               <w:rPr>
                 <w:b w:val="0"/>
               </w:rPr>
-              <w:t>14,3</w:t>
+              <w:t>13,6</w:t>
             </w:r>
           </w:p>
         </w:tc>
@@ -2813,7 +2899,7 @@
               <w:rPr>
                 <w:b w:val="0"/>
               </w:rPr>
-              <w:t>16,3</w:t>
+              <w:t>14,9</w:t>
             </w:r>
           </w:p>
         </w:tc>
@@ -2827,7 +2913,7 @@
               <w:rPr>
                 <w:b w:val="0"/>
               </w:rPr>
-              <w:t>55,9</w:t>
+              <w:t>58,1</w:t>
             </w:r>
           </w:p>
         </w:tc>
@@ -2839,7 +2925,7 @@
           </w:tcPr>
           <w:p>
             <w:r/>
-            <w:hyperlink r:id="rId31">
+            <w:hyperlink r:id="rId32">
               <w:r>
                 <w:rPr>
                   <w:rStyle w:val="Hyperlink"/>
@@ -2859,7 +2945,7 @@
               <w:rPr>
                 <w:b w:val="0"/>
               </w:rPr>
-              <w:t>3,3</w:t>
+              <w:t>3,4</w:t>
             </w:r>
           </w:p>
         </w:tc>
@@ -2887,7 +2973,7 @@
               <w:rPr>
                 <w:b w:val="0"/>
               </w:rPr>
-              <w:t>1,8</w:t>
+              <w:t>1,9</w:t>
             </w:r>
           </w:p>
         </w:tc>
@@ -2901,7 +2987,7 @@
               <w:rPr>
                 <w:b w:val="0"/>
               </w:rPr>
-              <w:t>4,6</w:t>
+              <w:t>4,7</w:t>
             </w:r>
           </w:p>
         </w:tc>
@@ -2915,7 +3001,7 @@
               <w:rPr>
                 <w:b w:val="0"/>
               </w:rPr>
-              <w:t>5,5</w:t>
+              <w:t>5,3</w:t>
             </w:r>
           </w:p>
         </w:tc>
@@ -2929,7 +3015,7 @@
               <w:rPr>
                 <w:b w:val="0"/>
               </w:rPr>
-              <w:t>14,3</w:t>
+              <w:t>13,5</w:t>
             </w:r>
           </w:p>
         </w:tc>
@@ -2943,7 +3029,7 @@
               <w:rPr>
                 <w:b w:val="0"/>
               </w:rPr>
-              <w:t>16,3</w:t>
+              <w:t>14,9</w:t>
             </w:r>
           </w:p>
         </w:tc>
@@ -2957,7 +3043,7 @@
               <w:rPr>
                 <w:b w:val="0"/>
               </w:rPr>
-              <w:t>56,1</w:t>
+              <w:t>58,3</w:t>
             </w:r>
           </w:p>
         </w:tc>
@@ -2969,7 +3055,7 @@
           </w:tcPr>
           <w:p>
             <w:r/>
-            <w:hyperlink r:id="rId32">
+            <w:hyperlink r:id="rId33">
               <w:r>
                 <w:rPr>
                   <w:rStyle w:val="Hyperlink"/>
@@ -2989,7 +3075,7 @@
               <w:rPr>
                 <w:b w:val="0"/>
               </w:rPr>
-              <w:t>2,5</w:t>
+              <w:t>2,6</w:t>
             </w:r>
           </w:p>
         </w:tc>
@@ -3003,7 +3089,7 @@
               <w:rPr>
                 <w:b w:val="0"/>
               </w:rPr>
-              <w:t>1,1</w:t>
+              <w:t>1,2</w:t>
             </w:r>
           </w:p>
         </w:tc>
@@ -3031,7 +3117,7 @@
               <w:rPr>
                 <w:b w:val="0"/>
               </w:rPr>
-              <w:t>3,9</w:t>
+              <w:t>4,0</w:t>
             </w:r>
           </w:p>
         </w:tc>
@@ -3045,7 +3131,7 @@
               <w:rPr>
                 <w:b w:val="0"/>
               </w:rPr>
-              <w:t>4,7</w:t>
+              <w:t>4,5</w:t>
             </w:r>
           </w:p>
         </w:tc>
@@ -3059,7 +3145,7 @@
               <w:rPr>
                 <w:b w:val="0"/>
               </w:rPr>
-              <w:t>13,2</w:t>
+              <w:t>12,6</w:t>
             </w:r>
           </w:p>
         </w:tc>
@@ -3073,7 +3159,7 @@
               <w:rPr>
                 <w:b w:val="0"/>
               </w:rPr>
-              <w:t>15,9</w:t>
+              <w:t>14,4</w:t>
             </w:r>
           </w:p>
         </w:tc>
@@ -3087,7 +3173,7 @@
               <w:rPr>
                 <w:b w:val="0"/>
               </w:rPr>
-              <w:t>59,8</w:t>
+              <w:t>61,9</w:t>
             </w:r>
           </w:p>
         </w:tc>
@@ -3099,7 +3185,7 @@
           </w:tcPr>
           <w:p>
             <w:r/>
-            <w:hyperlink r:id="rId33">
+            <w:hyperlink r:id="rId34">
               <w:r>
                 <w:rPr>
                   <w:rStyle w:val="Hyperlink"/>
@@ -3119,7 +3205,7 @@
               <w:rPr>
                 <w:b w:val="0"/>
               </w:rPr>
-              <w:t>2,2</w:t>
+              <w:t>2,3</w:t>
             </w:r>
           </w:p>
         </w:tc>
@@ -3133,7 +3219,7 @@
               <w:rPr>
                 <w:b w:val="0"/>
               </w:rPr>
-              <w:t>1,0</w:t>
+              <w:t>1,1</w:t>
             </w:r>
           </w:p>
         </w:tc>
@@ -3161,7 +3247,7 @@
               <w:rPr>
                 <w:b w:val="0"/>
               </w:rPr>
-              <w:t>3,5</w:t>
+              <w:t>3,6</w:t>
             </w:r>
           </w:p>
         </w:tc>
@@ -3175,7 +3261,7 @@
               <w:rPr>
                 <w:b w:val="0"/>
               </w:rPr>
-              <w:t>4,4</w:t>
+              <w:t>4,2</w:t>
             </w:r>
           </w:p>
         </w:tc>
@@ -3189,7 +3275,7 @@
               <w:rPr>
                 <w:b w:val="0"/>
               </w:rPr>
-              <w:t>12,8</w:t>
+              <w:t>12,1</w:t>
             </w:r>
           </w:p>
         </w:tc>
@@ -3203,7 +3289,7 @@
               <w:rPr>
                 <w:b w:val="0"/>
               </w:rPr>
-              <w:t>15,6</w:t>
+              <w:t>14,1</w:t>
             </w:r>
           </w:p>
         </w:tc>
@@ -3217,7 +3303,7 @@
               <w:rPr>
                 <w:b w:val="0"/>
               </w:rPr>
-              <w:t>61,5</w:t>
+              <w:t>63,8</w:t>
             </w:r>
           </w:p>
         </w:tc>
@@ -3229,7 +3315,7 @@
           </w:tcPr>
           <w:p>
             <w:r/>
-            <w:hyperlink r:id="rId34">
+            <w:hyperlink r:id="rId35">
               <w:r>
                 <w:rPr>
                   <w:rStyle w:val="Hyperlink"/>
@@ -3249,7 +3335,7 @@
               <w:rPr>
                 <w:b w:val="0"/>
               </w:rPr>
-              <w:t>1,8</w:t>
+              <w:t>1,9</w:t>
             </w:r>
           </w:p>
         </w:tc>
@@ -3263,7 +3349,7 @@
               <w:rPr>
                 <w:b w:val="0"/>
               </w:rPr>
-              <w:t>0,8</w:t>
+              <w:t>0,9</w:t>
             </w:r>
           </w:p>
         </w:tc>
@@ -3291,7 +3377,7 @@
               <w:rPr>
                 <w:b w:val="0"/>
               </w:rPr>
-              <w:t>3,1</w:t>
+              <w:t>3,2</w:t>
             </w:r>
           </w:p>
         </w:tc>
@@ -3305,7 +3391,7 @@
               <w:rPr>
                 <w:b w:val="0"/>
               </w:rPr>
-              <w:t>3,8</w:t>
+              <w:t>3,7</w:t>
             </w:r>
           </w:p>
         </w:tc>
@@ -3319,7 +3405,7 @@
               <w:rPr>
                 <w:b w:val="0"/>
               </w:rPr>
-              <w:t>11,9</w:t>
+              <w:t>11,3</w:t>
             </w:r>
           </w:p>
         </w:tc>
@@ -3333,7 +3419,7 @@
               <w:rPr>
                 <w:b w:val="0"/>
               </w:rPr>
-              <w:t>15,1</w:t>
+              <w:t>13,5</w:t>
             </w:r>
           </w:p>
         </w:tc>
@@ -3347,7 +3433,7 @@
               <w:rPr>
                 <w:b w:val="0"/>
               </w:rPr>
-              <w:t>64,3</w:t>
+              <w:t>66,5</w:t>
             </w:r>
           </w:p>
         </w:tc>
@@ -3359,7 +3445,7 @@
           </w:tcPr>
           <w:p>
             <w:r/>
-            <w:hyperlink r:id="rId35">
+            <w:hyperlink r:id="rId36">
               <w:r>
                 <w:rPr>
                   <w:rStyle w:val="Hyperlink"/>
@@ -3379,7 +3465,7 @@
               <w:rPr>
                 <w:b w:val="0"/>
               </w:rPr>
-              <w:t>1,6</w:t>
+              <w:t>1,7</w:t>
             </w:r>
           </w:p>
         </w:tc>
@@ -3393,7 +3479,7 @@
               <w:rPr>
                 <w:b w:val="0"/>
               </w:rPr>
-              <w:t>0,7</w:t>
+              <w:t>0,8</w:t>
             </w:r>
           </w:p>
         </w:tc>
@@ -3421,7 +3507,7 @@
               <w:rPr>
                 <w:b w:val="0"/>
               </w:rPr>
-              <w:t>2,9</w:t>
+              <w:t>3,0</w:t>
             </w:r>
           </w:p>
         </w:tc>
@@ -3435,7 +3521,7 @@
               <w:rPr>
                 <w:b w:val="0"/>
               </w:rPr>
-              <w:t>3,6</w:t>
+              <w:t>3,5</w:t>
             </w:r>
           </w:p>
         </w:tc>
@@ -3449,7 +3535,7 @@
               <w:rPr>
                 <w:b w:val="0"/>
               </w:rPr>
-              <w:t>11,6</w:t>
+              <w:t>11,0</w:t>
             </w:r>
           </w:p>
         </w:tc>
@@ -3463,7 +3549,7 @@
               <w:rPr>
                 <w:b w:val="0"/>
               </w:rPr>
-              <w:t>14,9</w:t>
+              <w:t>13,3</w:t>
             </w:r>
           </w:p>
         </w:tc>
@@ -3477,7 +3563,7 @@
               <w:rPr>
                 <w:b w:val="0"/>
               </w:rPr>
-              <w:t>65,3</w:t>
+              <w:t>67,6</w:t>
             </w:r>
           </w:p>
         </w:tc>
@@ -3489,7 +3575,7 @@
           </w:tcPr>
           <w:p>
             <w:r/>
-            <w:hyperlink r:id="rId36">
+            <w:hyperlink r:id="rId37">
               <w:r>
                 <w:rPr>
                   <w:rStyle w:val="Hyperlink"/>
@@ -3509,7 +3595,7 @@
               <w:rPr>
                 <w:b w:val="0"/>
               </w:rPr>
-              <w:t>1,6</w:t>
+              <w:t>1,7</w:t>
             </w:r>
           </w:p>
         </w:tc>
@@ -3523,7 +3609,7 @@
               <w:rPr>
                 <w:b w:val="0"/>
               </w:rPr>
-              <w:t>0,7</w:t>
+              <w:t>0,8</w:t>
             </w:r>
           </w:p>
         </w:tc>
@@ -3565,7 +3651,7 @@
               <w:rPr>
                 <w:b w:val="0"/>
               </w:rPr>
-              <w:t>3,6</w:t>
+              <w:t>3,5</w:t>
             </w:r>
           </w:p>
         </w:tc>
@@ -3579,7 +3665,7 @@
               <w:rPr>
                 <w:b w:val="0"/>
               </w:rPr>
-              <w:t>11,5</w:t>
+              <w:t>10,9</w:t>
             </w:r>
           </w:p>
         </w:tc>
@@ -3593,7 +3679,7 @@
               <w:rPr>
                 <w:b w:val="0"/>
               </w:rPr>
-              <w:t>14,8</w:t>
+              <w:t>13,1</w:t>
             </w:r>
           </w:p>
         </w:tc>
@@ -3607,7 +3693,7 @@
               <w:rPr>
                 <w:b w:val="0"/>
               </w:rPr>
-              <w:t>65,5</w:t>
+              <w:t>67,9</w:t>
             </w:r>
           </w:p>
         </w:tc>
@@ -3619,7 +3705,7 @@
           </w:tcPr>
           <w:p>
             <w:r/>
-            <w:hyperlink r:id="rId37">
+            <w:hyperlink r:id="rId38">
               <w:r>
                 <w:rPr>
                   <w:rStyle w:val="Hyperlink"/>
@@ -3681,7 +3767,7 @@
               <w:rPr>
                 <w:b w:val="0"/>
               </w:rPr>
-              <w:t>2,2</w:t>
+              <w:t>2,3</w:t>
             </w:r>
           </w:p>
         </w:tc>
@@ -3695,7 +3781,7 @@
               <w:rPr>
                 <w:b w:val="0"/>
               </w:rPr>
-              <w:t>2,9</w:t>
+              <w:t>2,7</w:t>
             </w:r>
           </w:p>
         </w:tc>
@@ -3709,7 +3795,7 @@
               <w:rPr>
                 <w:b w:val="0"/>
               </w:rPr>
-              <w:t>10,2</w:t>
+              <w:t>9,7</w:t>
             </w:r>
           </w:p>
         </w:tc>
@@ -3723,7 +3809,7 @@
               <w:rPr>
                 <w:b w:val="0"/>
               </w:rPr>
-              <w:t>13,9</w:t>
+              <w:t>12,3</w:t>
             </w:r>
           </w:p>
         </w:tc>
@@ -3737,7 +3823,7 @@
               <w:rPr>
                 <w:b w:val="0"/>
               </w:rPr>
-              <w:t>69,8</w:t>
+              <w:t>71,9</w:t>
             </w:r>
           </w:p>
         </w:tc>
@@ -3749,7 +3835,137 @@
           </w:tcPr>
           <w:p>
             <w:r/>
-            <w:hyperlink r:id="rId38">
+            <w:hyperlink r:id="rId39">
+              <w:r>
+                <w:rPr>
+                  <w:rStyle w:val="Hyperlink"/>
+                </w:rPr>
+                <w:t xml:space="preserve">Gambiarra UFG</w:t>
+              </w:r>
+            </w:hyperlink>
+          </w:p>
+        </w:tc>
+        <w:tc>
+          <w:tcPr>
+            <w:tcW w:type="dxa" w:w="960"/>
+          </w:tcPr>
+          <w:p>
+            <w:r/>
+            <w:r>
+              <w:rPr>
+                <w:b w:val="0"/>
+              </w:rPr>
+              <w:t>0,8</w:t>
+            </w:r>
+          </w:p>
+        </w:tc>
+        <w:tc>
+          <w:tcPr>
+            <w:tcW w:type="dxa" w:w="960"/>
+          </w:tcPr>
+          <w:p>
+            <w:r/>
+            <w:r>
+              <w:rPr>
+                <w:b w:val="0"/>
+              </w:rPr>
+              <w:t>0,4</w:t>
+            </w:r>
+          </w:p>
+        </w:tc>
+        <w:tc>
+          <w:tcPr>
+            <w:tcW w:type="dxa" w:w="960"/>
+          </w:tcPr>
+          <w:p>
+            <w:r/>
+            <w:r>
+              <w:rPr>
+                <w:b w:val="0"/>
+              </w:rPr>
+              <w:t>0,4</w:t>
+            </w:r>
+          </w:p>
+        </w:tc>
+        <w:tc>
+          <w:tcPr>
+            <w:tcW w:type="dxa" w:w="960"/>
+          </w:tcPr>
+          <w:p>
+            <w:r/>
+            <w:r>
+              <w:rPr>
+                <w:b w:val="0"/>
+              </w:rPr>
+              <w:t>1,8</w:t>
+            </w:r>
+          </w:p>
+        </w:tc>
+        <w:tc>
+          <w:tcPr>
+            <w:tcW w:type="dxa" w:w="960"/>
+          </w:tcPr>
+          <w:p>
+            <w:r/>
+            <w:r>
+              <w:rPr>
+                <w:b w:val="0"/>
+              </w:rPr>
+              <w:t>2,2</w:t>
+            </w:r>
+          </w:p>
+        </w:tc>
+        <w:tc>
+          <w:tcPr>
+            <w:tcW w:type="dxa" w:w="960"/>
+          </w:tcPr>
+          <w:p>
+            <w:r/>
+            <w:r>
+              <w:rPr>
+                <w:b w:val="0"/>
+              </w:rPr>
+              <w:t>8,5</w:t>
+            </w:r>
+          </w:p>
+        </w:tc>
+        <w:tc>
+          <w:tcPr>
+            <w:tcW w:type="dxa" w:w="960"/>
+          </w:tcPr>
+          <w:p>
+            <w:r/>
+            <w:r>
+              <w:rPr>
+                <w:b w:val="0"/>
+              </w:rPr>
+              <w:t>11,2</w:t>
+            </w:r>
+          </w:p>
+        </w:tc>
+        <w:tc>
+          <w:tcPr>
+            <w:tcW w:type="dxa" w:w="960"/>
+          </w:tcPr>
+          <w:p>
+            <w:r/>
+            <w:r>
+              <w:rPr>
+                <w:b w:val="0"/>
+              </w:rPr>
+              <w:t>75,5</w:t>
+            </w:r>
+          </w:p>
+        </w:tc>
+      </w:tr>
+      <w:tr>
+        <w:tc>
+          <w:tcPr>
+            <w:tcW w:type="dxa" w:w="960"/>
+          </w:tcPr>
+          <w:p>
+            <w:r/>
+            <w:hyperlink r:id="rId40">
               <w:r>
                 <w:rPr>
                   <w:rStyle w:val="Hyperlink"/>
@@ -3811,7 +4027,7 @@
               <w:rPr>
                 <w:b w:val="0"/>
               </w:rPr>
-              <w:t>1,6</w:t>
+              <w:t>1,7</w:t>
             </w:r>
           </w:p>
         </w:tc>
@@ -3825,7 +4041,7 @@
               <w:rPr>
                 <w:b w:val="0"/>
               </w:rPr>
-              <w:t>2,2</w:t>
+              <w:t>2,1</w:t>
             </w:r>
           </w:p>
         </w:tc>
@@ -3839,7 +4055,7 @@
               <w:rPr>
                 <w:b w:val="0"/>
               </w:rPr>
-              <w:t>8,6</w:t>
+              <w:t>8,2</w:t>
             </w:r>
           </w:p>
         </w:tc>
@@ -3853,7 +4069,7 @@
               <w:rPr>
                 <w:b w:val="0"/>
               </w:rPr>
-              <w:t>12,8</w:t>
+              <w:t>11,0</w:t>
             </w:r>
           </w:p>
         </w:tc>
@@ -3867,7 +4083,7 @@
               <w:rPr>
                 <w:b w:val="0"/>
               </w:rPr>
-              <w:t>74,1</w:t>
+              <w:t>76,3</w:t>
             </w:r>
           </w:p>
         </w:tc>
@@ -3879,7 +4095,7 @@
           </w:tcPr>
           <w:p>
             <w:r/>
-            <w:hyperlink r:id="rId39">
+            <w:hyperlink r:id="rId41">
               <w:r>
                 <w:rPr>
                   <w:rStyle w:val="Hyperlink"/>
@@ -3913,7 +4129,7 @@
               <w:rPr>
                 <w:b w:val="0"/>
               </w:rPr>
-              <w:t>0,2</w:t>
+              <w:t>0,3</w:t>
             </w:r>
           </w:p>
         </w:tc>
@@ -3941,7 +4157,7 @@
               <w:rPr>
                 <w:b w:val="0"/>
               </w:rPr>
-              <w:t>1,3</w:t>
+              <w:t>1,4</w:t>
             </w:r>
           </w:p>
         </w:tc>
@@ -3955,7 +4171,7 @@
               <w:rPr>
                 <w:b w:val="0"/>
               </w:rPr>
-              <w:t>1,8</w:t>
+              <w:t>1,7</w:t>
             </w:r>
           </w:p>
         </w:tc>
@@ -3969,7 +4185,7 @@
               <w:rPr>
                 <w:b w:val="0"/>
               </w:rPr>
-              <w:t>7,7</w:t>
+              <w:t>7,2</w:t>
             </w:r>
           </w:p>
         </w:tc>
@@ -3983,7 +4199,7 @@
               <w:rPr>
                 <w:b w:val="0"/>
               </w:rPr>
-              <w:t>11,9</w:t>
+              <w:t>10,1</w:t>
             </w:r>
           </w:p>
         </w:tc>
@@ -3997,7 +4213,7 @@
               <w:rPr>
                 <w:b w:val="0"/>
               </w:rPr>
-              <w:t>76,9</w:t>
+              <w:t>79,1</w:t>
             </w:r>
           </w:p>
         </w:tc>
@@ -4009,7 +4225,7 @@
           </w:tcPr>
           <w:p>
             <w:r/>
-            <w:hyperlink r:id="rId40">
+            <w:hyperlink r:id="rId42">
               <w:r>
                 <w:rPr>
                   <w:rStyle w:val="Hyperlink"/>
@@ -4099,7 +4315,7 @@
               <w:rPr>
                 <w:b w:val="0"/>
               </w:rPr>
-              <w:t>6,5</w:t>
+              <w:t>6,1</w:t>
             </w:r>
           </w:p>
         </w:tc>
@@ -4113,7 +4329,7 @@
               <w:rPr>
                 <w:b w:val="0"/>
               </w:rPr>
-              <w:t>10,7</w:t>
+              <w:t>8,7</w:t>
             </w:r>
           </w:p>
         </w:tc>
@@ -4127,7 +4343,7 @@
               <w:rPr>
                 <w:b w:val="0"/>
               </w:rPr>
-              <w:t>80,2</w:t>
+              <w:t>82,5</w:t>
             </w:r>
           </w:p>
         </w:tc>
@@ -4139,7 +4355,7 @@
           </w:tcPr>
           <w:p>
             <w:r/>
-            <w:hyperlink r:id="rId41">
+            <w:hyperlink r:id="rId43">
               <w:r>
                 <w:rPr>
                   <w:rStyle w:val="Hyperlink"/>
@@ -4201,7 +4417,7 @@
               <w:rPr>
                 <w:b w:val="0"/>
               </w:rPr>
-              <w:t>0,8</w:t>
+              <w:t>0,9</w:t>
             </w:r>
           </w:p>
         </w:tc>
@@ -4229,7 +4445,7 @@
               <w:rPr>
                 <w:b w:val="0"/>
               </w:rPr>
-              <w:t>5,9</w:t>
+              <w:t>5,6</w:t>
             </w:r>
           </w:p>
         </w:tc>
@@ -4243,7 +4459,7 @@
               <w:rPr>
                 <w:b w:val="0"/>
               </w:rPr>
-              <w:t>9,9</w:t>
+              <w:t>8,3</w:t>
             </w:r>
           </w:p>
         </w:tc>
@@ -4257,7 +4473,7 @@
               <w:rPr>
                 <w:b w:val="0"/>
               </w:rPr>
-              <w:t>82,0</w:t>
+              <w:t>83,9</w:t>
             </w:r>
           </w:p>
         </w:tc>
@@ -4269,7 +4485,7 @@
           </w:tcPr>
           <w:p>
             <w:r/>
-            <w:hyperlink r:id="rId42">
+            <w:hyperlink r:id="rId44">
               <w:r>
                 <w:rPr>
                   <w:rStyle w:val="Hyperlink"/>
@@ -4345,7 +4561,7 @@
               <w:rPr>
                 <w:b w:val="0"/>
               </w:rPr>
-              <w:t>0,9</w:t>
+              <w:t>0,8</w:t>
             </w:r>
           </w:p>
         </w:tc>
@@ -4359,7 +4575,7 @@
               <w:rPr>
                 <w:b w:val="0"/>
               </w:rPr>
-              <w:t>5,0</w:t>
+              <w:t>4,7</w:t>
             </w:r>
           </w:p>
         </w:tc>
@@ -4373,7 +4589,7 @@
               <w:rPr>
                 <w:b w:val="0"/>
               </w:rPr>
-              <w:t>9,1</w:t>
+              <w:t>7,3</w:t>
             </w:r>
           </w:p>
         </w:tc>
@@ -4387,7 +4603,7 @@
               <w:rPr>
                 <w:b w:val="0"/>
               </w:rPr>
-              <w:t>84,2</w:t>
+              <w:t>86,3</w:t>
             </w:r>
           </w:p>
         </w:tc>
@@ -4489,7 +4705,7 @@
         <w:rPr>
           <w:b w:val="0"/>
         </w:rPr>
-        <w:t>A Stars permanece com avaliação provisória na base. O modelo utiliza sua nota como um valor fixo e não calcula quanto ela poderia mudar com uma amostra maior. Os 59,9% mostram o que acontece quando aceitamos essa força como ponto de partida; não eliminam a dúvida sobre o quanto o time já foi testado.</w:t>
+        <w:t>A Stars permanece com avaliação provisória na base. O modelo utiliza sua nota como um valor fixo e não calcula quanto ela poderia mudar com uma amostra maior. Os 60,5% mostram o que acontece quando aceitamos essa força como ponto de partida; não eliminam a dúvida sobre o quanto o time já foi testado.</w:t>
       </w:r>
     </w:p>
     <w:p>
@@ -4499,7 +4715,7 @@
         </w:rPr>
         <w:t xml:space="preserve">Para a USP, que volta a campo depois de praticamente 8 meses sem jogar, esta classificatória será uma chance de mostrar que ela realmente é uma equipe do topo da tabela e que a vitória no </w:t>
       </w:r>
-      <w:hyperlink r:id="rId43">
+      <w:hyperlink r:id="rId45">
         <w:r>
           <w:rPr>
             <w:rStyle w:val="Hyperlink"/>
@@ -4592,9 +4808,9 @@
         <w:rPr>
           <w:b w:val="0"/>
         </w:rPr>
-        <w:t xml:space="preserve">, o maior entre as 30 equipes desta análise. Há também um destaque individual recente na cobertura do portal. </w:t>
+        <w:t xml:space="preserve">, o maior entre as 32 equipes desta análise. Há também um destaque individual recente na cobertura do portal. </w:t>
       </w:r>
-      <w:hyperlink r:id="rId44">
+      <w:hyperlink r:id="rId46">
         <w:r>
           <w:rPr>
             <w:rStyle w:val="Hyperlink"/>
@@ -4608,7 +4824,7 @@
         </w:rPr>
         <w:t xml:space="preserve"> apareceu entre as menções honrosas da </w:t>
       </w:r>
-      <w:hyperlink r:id="rId45">
+      <w:hyperlink r:id="rId47">
         <w:r>
           <w:rPr>
             <w:rStyle w:val="Hyperlink"/>
@@ -4630,7 +4846,7 @@
         </w:rPr>
         <w:t xml:space="preserve">A Cardinals tem argumentos suficientes para chegar como favorita a uma das vagas. Depois de um desempenho abaixo do esperado na </w:t>
       </w:r>
-      <w:hyperlink r:id="rId46">
+      <w:hyperlink r:id="rId48">
         <w:r>
           <w:rPr>
             <w:rStyle w:val="Hyperlink"/>
@@ -4644,7 +4860,7 @@
         </w:rPr>
         <w:t xml:space="preserve">, de bater na trave na </w:t>
       </w:r>
-      <w:hyperlink r:id="rId47">
+      <w:hyperlink r:id="rId49">
         <w:r>
           <w:rPr>
             <w:rStyle w:val="Hyperlink"/>
@@ -4658,7 +4874,7 @@
         </w:rPr>
         <w:t xml:space="preserve">, e de não jogar a </w:t>
       </w:r>
-      <w:hyperlink r:id="rId48">
+      <w:hyperlink r:id="rId50">
         <w:r>
           <w:rPr>
             <w:rStyle w:val="Hyperlink"/>
@@ -4747,7 +4963,7 @@
         <w:rPr>
           <w:b w:val="0"/>
         </w:rPr>
-        <w:t>As duas rotas até a classificação têm pesos parecidos: 21,8% pela superior e 21,2% pela inferior. Nas simulações, a capacidade de continuar vencendo depois da primeira derrota é uma parte relevante da candidatura da Inatel.</w:t>
+        <w:t>As duas rotas até a classificação têm pesos parecidos: 22,5% pela superior e 21,4% pela inferior. Nas simulações, a capacidade de continuar vencendo depois da primeira derrota é uma parte relevante da candidatura da Inatel.</w:t>
       </w:r>
     </w:p>
     <w:p>
@@ -4757,7 +4973,7 @@
         </w:rPr>
         <w:t xml:space="preserve">Um ponto importante sobre a Inatel é que a simulação não leva em conta as mudanças recentes na lineup: estatisticamente </w:t>
       </w:r>
-      <w:hyperlink r:id="rId49">
+      <w:hyperlink r:id="rId51">
         <w:r>
           <w:rPr>
             <w:rStyle w:val="Hyperlink"/>
@@ -4770,95 +4986,6 @@
           <w:b w:val="0"/>
         </w:rPr>
         <w:t xml:space="preserve"> era quem melhor vinha performando na equipe, e sua remoção do time pode influenciar nas chances da Inatel na classificatória (para pior ou para melhor!).</w:t>
-      </w:r>
-    </w:p>
-    <w:p>
-      <w:pPr>
-        <w:pStyle w:val="Heading2"/>
-      </w:pPr>
-      <w:r>
-        <w:rPr>
-          <w:b w:val="0"/>
-        </w:rPr>
-        <w:t>Mauá Blue</w:t>
-      </w:r>
-    </w:p>
-    <w:p>
-      <w:r>
-        <w:rPr>
-          <w:b w:val="0"/>
-        </w:rPr>
-        <w:t>{{projecao: maua_blue | 57,4}}</w:t>
-      </w:r>
-    </w:p>
-    <w:p>
-      <w:r>
-        <w:rPr>
-          <w:b w:val="0"/>
-        </w:rPr>
-        <w:t xml:space="preserve">A </w:t>
-      </w:r>
-      <w:hyperlink r:id="rId12">
-        <w:r>
-          <w:rPr>
-            <w:rStyle w:val="Hyperlink"/>
-          </w:rPr>
-          <w:t xml:space="preserve">Mauá Blue</w:t>
-        </w:r>
-      </w:hyperlink>
-      <w:r>
-        <w:rPr>
-          <w:b w:val="0"/>
-        </w:rPr>
-        <w:t xml:space="preserve"> fecha as quatro primeiras da projeção, e apresenta um dos sinais mais interessantes de momento: o bloco de forma recente chega a </w:t>
-      </w:r>
-      <w:r>
-        <w:rPr>
-          <w:b/>
-        </w:rPr>
-        <w:t>75,1</w:t>
-      </w:r>
-      <w:r>
-        <w:rPr>
-          <w:b w:val="0"/>
-        </w:rPr>
-        <w:t>, acima dos 53,1 de desempenho.</w:t>
-      </w:r>
-    </w:p>
-    <w:p>
-      <w:r>
-        <w:rPr>
-          <w:b w:val="0"/>
-        </w:rPr>
-        <w:t>No entanto a equipe também é uma das que menos sabemos sobre; a amostra ainda é curta, com cinco vitórias em oito partidas.</w:t>
-      </w:r>
-    </w:p>
-    <w:p>
-      <w:r>
-        <w:rPr>
-          <w:b w:val="0"/>
-        </w:rPr>
-        <w:t xml:space="preserve">Mas o principal motivo de ela aparecer tão acima é o seed. Além de proteger a Mauá de encontrar as outras cabeças de chave nas primeiras rodadas, ele lhe dá um dos dois byes do cenário. Rodando o mesmo torneio com as 30 equipes de força </w:t>
-      </w:r>
-      <w:r>
-        <w:rPr>
-          <w:b/>
-        </w:rPr>
-        <w:t>idêntica</w:t>
-      </w:r>
-      <w:r>
-        <w:rPr>
-          <w:b w:val="0"/>
-        </w:rPr>
-        <w:t>, quem tem bye se classifica em 23,5% das vezes contra 13,3% da média: o bye sozinho quase dobra a chance. Boa parte da vantagem da Blue nesta tabela é da chave, e não dela.</w:t>
-      </w:r>
-    </w:p>
-    <w:p>
-      <w:r>
-        <w:rPr>
-          <w:b w:val="0"/>
-        </w:rPr>
-        <w:t>Com 59,3% de chance de Top 8 e 32,4% de classificação, a Blue aparece como uma candidata concreta a tomar espaço entre as favoritas.</w:t>
       </w:r>
     </w:p>
     <w:p>
@@ -4899,7 +5026,7 @@
         <w:rPr>
           <w:b w:val="0"/>
         </w:rPr>
-        <w:t xml:space="preserve"> ocupa a quinta posição da projeção, mas isso está longe de significar que já está garantida: a equipe se classifica em somente aproximadamente três de cada dez simulações.</w:t>
+        <w:t xml:space="preserve"> ocupa a quarta posição da projeção, mas isso está longe de significar que já está garantida: a equipe se classifica em somente aproximadamente três de cada dez simulações.</w:t>
       </w:r>
     </w:p>
     <w:p>
@@ -4929,7 +5056,7 @@
         </w:rPr>
         <w:t xml:space="preserve">O JUBS deixou um argumento individual a favor da equipe. Mesmo com a eliminação na fase de grupos, </w:t>
       </w:r>
-      <w:hyperlink r:id="rId50">
+      <w:hyperlink r:id="rId52">
         <w:r>
           <w:rPr>
             <w:rStyle w:val="Hyperlink"/>
@@ -4955,7 +5082,7 @@
         </w:rPr>
         <w:t xml:space="preserve">, conquistando a quinta posição na </w:t>
       </w:r>
-      <w:hyperlink r:id="rId45">
+      <w:hyperlink r:id="rId47">
         <w:r>
           <w:rPr>
             <w:rStyle w:val="Hyperlink"/>
@@ -4986,7 +5113,7 @@
         <w:rPr>
           <w:b w:val="0"/>
         </w:rPr>
-        <w:t>CAAP Malditos</w:t>
+        <w:t>Mauá Blue</w:t>
       </w:r>
     </w:p>
     <w:p>
@@ -4994,7 +5121,7 @@
         <w:rPr>
           <w:b w:val="0"/>
         </w:rPr>
-        <w:t>{{projecao: caap_malditos | 48,8}}</w:t>
+        <w:t>{{projecao: maua_blue | 57,4}}</w:t>
       </w:r>
     </w:p>
     <w:p>
@@ -5002,21 +5129,33 @@
         <w:rPr>
           <w:b w:val="0"/>
         </w:rPr>
-        <w:t xml:space="preserve">A </w:t>
+        <w:t xml:space="preserve">Entre as equipes imediatamente abaixo das quatro primeiras, a </w:t>
       </w:r>
-      <w:hyperlink r:id="rId11">
+      <w:hyperlink r:id="rId12">
         <w:r>
           <w:rPr>
             <w:rStyle w:val="Hyperlink"/>
           </w:rPr>
-          <w:t xml:space="preserve">CAAP</w:t>
+          <w:t xml:space="preserve">Mauá Blue</w:t>
         </w:r>
       </w:hyperlink>
       <w:r>
         <w:rPr>
           <w:b w:val="0"/>
         </w:rPr>
-        <w:t xml:space="preserve"> é o exemplo mais claro de como o caminho pode mudar a leitura de uma nota.</w:t>
+        <w:t xml:space="preserve"> apresenta um dos sinais mais interessantes de momento: o bloco de forma recente chega a </w:t>
+      </w:r>
+      <w:r>
+        <w:rPr>
+          <w:b/>
+        </w:rPr>
+        <w:t>75,1</w:t>
+      </w:r>
+      <w:r>
+        <w:rPr>
+          <w:b w:val="0"/>
+        </w:rPr>
+        <w:t>, acima dos 53,1 de desempenho.</w:t>
       </w:r>
     </w:p>
     <w:p>
@@ -5024,19 +5163,7 @@
         <w:rPr>
           <w:b w:val="0"/>
         </w:rPr>
-        <w:t xml:space="preserve">Os Malditos possuem força calculada inferior à de várias equipes que aparecem atrás deles na tabela de classificação; mesmo assim, alcançam 20,2% de chance de vaga e </w:t>
-      </w:r>
-      <w:r>
-        <w:rPr>
-          <w:b/>
-        </w:rPr>
-        <w:t>81,5% de Top 16</w:t>
-      </w:r>
-      <w:r>
-        <w:rPr>
-          <w:b w:val="0"/>
-        </w:rPr>
-        <w:t>. A explicação é o bye: no cenário de 30 participantes a chave de 32 tem duas vagas vazias, e as duas primeiras cabeças de chave avançam sem jogar a primeira rodada. Começar uma rodada adiante reduz a exposição a uma eliminação precoce e melhora a chance de avançar.</w:t>
+        <w:t>No entanto a equipe também é uma das que menos sabemos sobre; a amostra ainda é curta, com cinco vitórias em oito partidas.</w:t>
       </w:r>
     </w:p>
     <w:p>
@@ -5044,7 +5171,15 @@
         <w:rPr>
           <w:b w:val="0"/>
         </w:rPr>
-        <w:t>Também é uma das equipes que pouco sabemos sobre: a base da CAAP ainda reúne somente cinco partidas, três vitórias e duas derrotas. O bloco de forma recente, de 65,9, ajuda sua avaliação, mas a amostra recomenda cuidado com conclusões definitivas.</w:t>
+        <w:t>Outro ponto importante é que a equipe vai jogar tendo seed, que protege a Mauá de encontrar as outras cabeças de chave nas primeiras rodadas.</w:t>
+      </w:r>
+    </w:p>
+    <w:p>
+      <w:r>
+        <w:rPr>
+          <w:b w:val="0"/>
+        </w:rPr>
+        <w:t>Com 46,3% de chance de Top 8 e 24,1% de classificação, a Blue aparece como uma candidata concreta a tomar espaço entre as favoritas.</w:t>
       </w:r>
     </w:p>
     <w:p>
@@ -5212,7 +5347,7 @@
               <w:rPr>
                 <w:b w:val="0"/>
               </w:rPr>
-              <w:t>20,4%</w:t>
+              <w:t>20,9%</w:t>
             </w:r>
           </w:p>
         </w:tc>
@@ -5258,7 +5393,7 @@
               <w:rPr>
                 <w:b w:val="0"/>
               </w:rPr>
-              <w:t>20,1%</w:t>
+              <w:t>21,0%</w:t>
             </w:r>
           </w:p>
         </w:tc>
@@ -5304,7 +5439,7 @@
               <w:rPr>
                 <w:b w:val="0"/>
               </w:rPr>
-              <w:t>19,0%</w:t>
+              <w:t>19,5%</w:t>
             </w:r>
           </w:p>
         </w:tc>
@@ -5350,7 +5485,7 @@
               <w:rPr>
                 <w:b w:val="0"/>
               </w:rPr>
-              <w:t>18,6%</w:t>
+              <w:t>19,2%</w:t>
             </w:r>
           </w:p>
         </w:tc>
@@ -5397,7 +5532,7 @@
         <w:rPr>
           <w:b/>
         </w:rPr>
-        <w:t xml:space="preserve">: 16,5% de classificação | </w:t>
+        <w:t xml:space="preserve">: 17,0% de classificação | </w:t>
       </w:r>
       <w:hyperlink r:id="rId24">
         <w:r>
@@ -5412,7 +5547,7 @@
         <w:rPr>
           <w:b/>
         </w:rPr>
-        <w:t>: 16,1%</w:t>
+        <w:t>: 16,5%</w:t>
       </w:r>
     </w:p>
     <w:p>
@@ -5434,7 +5569,7 @@
         <w:rPr>
           <w:b/>
         </w:rPr>
-        <w:t>81,0 no bloco de forma recente, o maior entre as 30 equipes consideradas</w:t>
+        <w:t>81,0 no bloco de forma recente, o maior entre as 32 equipes consideradas</w:t>
       </w:r>
       <w:r>
         <w:rPr>
@@ -5467,6 +5602,109 @@
         <w:rPr>
           <w:b w:val="0"/>
         </w:rPr>
+        <w:t>CAAP Malditos</w:t>
+      </w:r>
+    </w:p>
+    <w:p>
+      <w:r>
+        <w:rPr>
+          <w:b w:val="0"/>
+        </w:rPr>
+        <w:t>{{projecao: caap_malditos | 48,8}}</w:t>
+      </w:r>
+    </w:p>
+    <w:p>
+      <w:r>
+        <w:rPr>
+          <w:b w:val="0"/>
+        </w:rPr>
+        <w:t xml:space="preserve">A </w:t>
+      </w:r>
+      <w:hyperlink r:id="rId11">
+        <w:r>
+          <w:rPr>
+            <w:rStyle w:val="Hyperlink"/>
+          </w:rPr>
+          <w:t xml:space="preserve">CAAP</w:t>
+        </w:r>
+      </w:hyperlink>
+      <w:r>
+        <w:rPr>
+          <w:b w:val="0"/>
+        </w:rPr>
+        <w:t xml:space="preserve"> entra como seed 1 e é, ao mesmo tempo, a equipe sobre a qual menos sabemos.</w:t>
+      </w:r>
+    </w:p>
+    <w:p>
+      <w:r>
+        <w:rPr>
+          <w:b w:val="0"/>
+        </w:rPr>
+        <w:t xml:space="preserve">A base dela reúne </w:t>
+      </w:r>
+      <w:r>
+        <w:rPr>
+          <w:b/>
+        </w:rPr>
+        <w:t>cinco partidas, três vitórias e duas derrotas</w:t>
+      </w:r>
+      <w:r>
+        <w:rPr>
+          <w:b w:val="0"/>
+        </w:rPr>
+        <w:t xml:space="preserve">, e as cinco saem do mesmo fim de semana: a </w:t>
+      </w:r>
+      <w:hyperlink r:id="rId50">
+        <w:r>
+          <w:rPr>
+            <w:rStyle w:val="Hyperlink"/>
+          </w:rPr>
+          <w:t xml:space="preserve">Classificatória 3</w:t>
+        </w:r>
+      </w:hyperlink>
+      <w:r>
+        <w:rPr>
+          <w:b w:val="0"/>
+        </w:rPr>
+        <w:t>, que é justamente a campanha que lhe rendeu o seed. Fora dali, a CAAP não tem histórico registrado no ranking.</w:t>
+      </w:r>
+    </w:p>
+    <w:p>
+      <w:r>
+        <w:rPr>
+          <w:b w:val="0"/>
+        </w:rPr>
+        <w:t xml:space="preserve">O bloco de forma recente, de 65,9, puxa a avaliação dela para cima, mas o desempenho fica em 44,5 e a nota final em 48,8. A projeção a coloca em </w:t>
+      </w:r>
+      <w:r>
+        <w:rPr>
+          <w:b/>
+        </w:rPr>
+        <w:t>12º, com 13,4% de chance de vaga</w:t>
+      </w:r>
+      <w:r>
+        <w:rPr>
+          <w:b w:val="0"/>
+        </w:rPr>
+        <w:t xml:space="preserve"> - exatamente onde a nota manda. O seed a protege de encontrar as outras cabeças de chave nas primeiras rodadas, e é só isso que ele faz: cabeça de chave é rótulo de campanha passada, não de força.</w:t>
+      </w:r>
+    </w:p>
+    <w:p>
+      <w:r>
+        <w:rPr>
+          <w:b w:val="0"/>
+        </w:rPr>
+        <w:t>Vale o de sempre para amostra curta: cinco partidas são cinco partidas, e o número dela é o que menos deveria surpreender se o dia sair diferente.</w:t>
+      </w:r>
+    </w:p>
+    <w:p>
+      <w:pPr>
+        <w:pStyle w:val="Heading2"/>
+      </w:pPr>
+      <w:r>
+        <w:rPr>
+          <w:b w:val="0"/>
+        </w:rPr>
         <w:t>E quem corre por fora?</w:t>
       </w:r>
     </w:p>
@@ -5475,7 +5713,7 @@
         <w:rPr>
           <w:b w:val="0"/>
         </w:rPr>
-        <w:t xml:space="preserve">Depois da FAMETRO, há uma queda nas probabilidades individuais. </w:t>
+        <w:t xml:space="preserve">Depois da CAAP, há uma queda nas probabilidades individuais. </w:t>
       </w:r>
       <w:hyperlink r:id="rId25">
         <w:r>
@@ -5495,7 +5733,7 @@
         <w:rPr>
           <w:b/>
         </w:rPr>
-        <w:t>6,8%</w:t>
+        <w:t>7,0%</w:t>
       </w:r>
       <w:r>
         <w:rPr>
@@ -5509,6 +5747,27 @@
             <w:rStyle w:val="Hyperlink"/>
             <w:b/>
           </w:rPr>
+          <w:t xml:space="preserve">Panterão Gaming</w:t>
+        </w:r>
+      </w:hyperlink>
+      <w:r>
+        <w:rPr>
+          <w:b/>
+        </w:rPr>
+        <w:t>, com 6,2%</w:t>
+      </w:r>
+      <w:r>
+        <w:rPr>
+          <w:b w:val="0"/>
+        </w:rPr>
+        <w:t xml:space="preserve">, e </w:t>
+      </w:r>
+      <w:hyperlink r:id="rId27">
+        <w:r>
+          <w:rPr>
+            <w:rStyle w:val="Hyperlink"/>
+            <w:b/>
+          </w:rPr>
           <w:t xml:space="preserve">INATEL Black</w:t>
         </w:r>
       </w:hyperlink>
@@ -5516,7 +5775,7 @@
         <w:rPr>
           <w:b/>
         </w:rPr>
-        <w:t>, com 5,8%</w:t>
+        <w:t>, com 6,1%</w:t>
       </w:r>
       <w:r>
         <w:rPr>
@@ -5524,7 +5783,7 @@
         </w:rPr>
         <w:t xml:space="preserve">. </w:t>
       </w:r>
-      <w:hyperlink r:id="rId27">
+      <w:hyperlink r:id="rId28">
         <w:r>
           <w:rPr>
             <w:rStyle w:val="Hyperlink"/>
@@ -5538,7 +5797,7 @@
         </w:rPr>
         <w:t xml:space="preserve">, </w:t>
       </w:r>
-      <w:hyperlink r:id="rId28">
+      <w:hyperlink r:id="rId29">
         <w:r>
           <w:rPr>
             <w:rStyle w:val="Hyperlink"/>
@@ -5552,7 +5811,7 @@
         </w:rPr>
         <w:t xml:space="preserve"> e </w:t>
       </w:r>
-      <w:hyperlink r:id="rId29">
+      <w:hyperlink r:id="rId30">
         <w:r>
           <w:rPr>
             <w:rStyle w:val="Hyperlink"/>
@@ -5572,9 +5831,43 @@
         <w:rPr>
           <w:b w:val="0"/>
         </w:rPr>
+        <w:t xml:space="preserve">Panterão Gaming e </w:t>
+      </w:r>
+      <w:hyperlink r:id="rId39">
+        <w:r>
+          <w:rPr>
+            <w:rStyle w:val="Hyperlink"/>
+          </w:rPr>
+          <w:t xml:space="preserve">Gambiarra</w:t>
+        </w:r>
+      </w:hyperlink>
+      <w:r>
+        <w:rPr>
+          <w:b w:val="0"/>
+        </w:rPr>
+        <w:t xml:space="preserve"> são os dois nomes mais recentes da lista de inscritos, e entram na conta porque têm histórico: duas séries cada, contra as cinco equipes que ficaram de fora por não terem nenhuma. É amostra fina, e a Gambiarra aparece com </w:t>
+      </w:r>
+      <w:r>
+        <w:rPr>
+          <w:b/>
+        </w:rPr>
+        <w:t>0,8%</w:t>
+      </w:r>
+      <w:r>
+        <w:rPr>
+          <w:b w:val="0"/>
+        </w:rPr>
+        <w:t>, mas fina não é a mesma coisa que vazia.</w:t>
+      </w:r>
+    </w:p>
+    <w:p>
+      <w:r>
+        <w:rPr>
+          <w:b w:val="0"/>
+        </w:rPr>
         <w:t xml:space="preserve">A </w:t>
       </w:r>
-      <w:hyperlink r:id="rId37">
+      <w:hyperlink r:id="rId38">
         <w:r>
           <w:rPr>
             <w:rStyle w:val="Hyperlink"/>
@@ -5588,7 +5881,7 @@
         </w:rPr>
         <w:t xml:space="preserve"> também oferece um lembrete sobre o limite da leitura coletiva. Seus 1,1% de classificação convivem com o destaque de </w:t>
       </w:r>
-      <w:hyperlink r:id="rId51">
+      <w:hyperlink r:id="rId53">
         <w:r>
           <w:rPr>
             <w:rStyle w:val="Hyperlink"/>
@@ -5614,7 +5907,7 @@
         </w:rPr>
         <w:t xml:space="preserve">, números registrados entre as </w:t>
       </w:r>
-      <w:hyperlink r:id="rId45">
+      <w:hyperlink r:id="rId47">
         <w:r>
           <w:rPr>
             <w:rStyle w:val="Hyperlink"/>

--- a/noticias/2026-09-12-univava-classificatoria-4-quem-chega-como-favorito.docx
+++ b/noticias/2026-09-12-univava-classificatoria-4-quem-chega-como-favorito.docx
@@ -154,7 +154,7 @@
           <w:rPr>
             <w:rStyle w:val="Hyperlink"/>
           </w:rPr>
-          <w:t xml:space="preserve">Mauá Blue</w:t>
+          <w:t xml:space="preserve">FEI DarkOwls</w:t>
         </w:r>
       </w:hyperlink>
       <w:r>
@@ -168,14 +168,14 @@
           <w:rPr>
             <w:rStyle w:val="Hyperlink"/>
           </w:rPr>
-          <w:t xml:space="preserve">FEI DarkOwls</w:t>
+          <w:t xml:space="preserve">Mauá Blue</w:t>
         </w:r>
       </w:hyperlink>
       <w:r>
         <w:rPr>
           <w:b w:val="0"/>
         </w:rPr>
-        <w:t xml:space="preserve"> como seeds 1-3 (por conta da ausência de </w:t>
+        <w:t xml:space="preserve"> como seeds (a </w:t>
       </w:r>
       <w:hyperlink r:id="rId14">
         <w:r>
@@ -189,7 +189,7 @@
         <w:rPr>
           <w:b w:val="0"/>
         </w:rPr>
-        <w:t xml:space="preserve"> nas inscrições no momento da análise, que também ganharia seed). As demais equipes são distribuídas aleatoriamente.</w:t>
+        <w:t xml:space="preserve"> também ganharia seed, mas não estava inscrita no momento da análise). Qual das quatro cabeças de chave cada seed ocupa também é sorteado, e as demais equipes são distribuídas aleatoriamente.</w:t>
       </w:r>
     </w:p>
     <w:p>
@@ -274,7 +274,7 @@
         <w:rPr>
           <w:b w:val="0"/>
         </w:rPr>
-        <w:t>. Quem quiser o Top 8 de uma equipe soma Total, 5º-6º e 7º-8º.</w:t>
+        <w:t>.</w:t>
       </w:r>
     </w:p>
     <w:p>
@@ -457,7 +457,7 @@
               <w:rPr>
                 <w:b w:val="0"/>
               </w:rPr>
-              <w:t>60,5</w:t>
+              <w:t>60,4</w:t>
             </w:r>
           </w:p>
         </w:tc>
@@ -527,7 +527,7 @@
               <w:rPr>
                 <w:b w:val="0"/>
               </w:rPr>
-              <w:t>8,2</w:t>
+              <w:t>8,3</w:t>
             </w:r>
           </w:p>
         </w:tc>
@@ -587,7 +587,7 @@
               <w:rPr>
                 <w:b w:val="0"/>
               </w:rPr>
-              <w:t>60,1</w:t>
+              <w:t>60,2</w:t>
             </w:r>
           </w:p>
         </w:tc>
@@ -601,7 +601,7 @@
               <w:rPr>
                 <w:b w:val="0"/>
               </w:rPr>
-              <w:t>33,9</w:t>
+              <w:t>34,0</w:t>
             </w:r>
           </w:p>
         </w:tc>
@@ -671,7 +671,7 @@
               <w:rPr>
                 <w:b w:val="0"/>
               </w:rPr>
-              <w:t>5,9</w:t>
+              <w:t>5,8</w:t>
             </w:r>
           </w:p>
         </w:tc>
@@ -685,7 +685,7 @@
               <w:rPr>
                 <w:b w:val="0"/>
               </w:rPr>
-              <w:t>8,7</w:t>
+              <w:t>8,5</w:t>
             </w:r>
           </w:p>
         </w:tc>
@@ -717,7 +717,7 @@
               <w:rPr>
                 <w:b w:val="0"/>
               </w:rPr>
-              <w:t>43,9</w:t>
+              <w:t>43,7</w:t>
             </w:r>
           </w:p>
         </w:tc>
@@ -731,7 +731,7 @@
               <w:rPr>
                 <w:b w:val="0"/>
               </w:rPr>
-              <w:t>22,5</w:t>
+              <w:t>22,3</w:t>
             </w:r>
           </w:p>
         </w:tc>
@@ -759,7 +759,7 @@
               <w:rPr>
                 <w:b w:val="0"/>
               </w:rPr>
-              <w:t>11,4</w:t>
+              <w:t>11,5</w:t>
             </w:r>
           </w:p>
         </w:tc>
@@ -787,7 +787,7 @@
               <w:rPr>
                 <w:b w:val="0"/>
               </w:rPr>
-              <w:t>11,9</w:t>
+              <w:t>11,8</w:t>
             </w:r>
           </w:p>
         </w:tc>
@@ -801,7 +801,7 @@
               <w:rPr>
                 <w:b w:val="0"/>
               </w:rPr>
-              <w:t>8,6</w:t>
+              <w:t>8,8</w:t>
             </w:r>
           </w:p>
         </w:tc>
@@ -861,7 +861,7 @@
               <w:rPr>
                 <w:b w:val="0"/>
               </w:rPr>
-              <w:t>14,7</w:t>
+              <w:t>14,6</w:t>
             </w:r>
           </w:p>
         </w:tc>
@@ -875,7 +875,7 @@
               <w:rPr>
                 <w:b w:val="0"/>
               </w:rPr>
-              <w:t>15,8</w:t>
+              <w:t>15,9</w:t>
             </w:r>
           </w:p>
         </w:tc>
@@ -903,7 +903,7 @@
               <w:rPr>
                 <w:b w:val="0"/>
               </w:rPr>
-              <w:t>10,7</w:t>
+              <w:t>10,8</w:t>
             </w:r>
           </w:p>
         </w:tc>
@@ -931,7 +931,7 @@
               <w:rPr>
                 <w:b w:val="0"/>
               </w:rPr>
-              <w:t>11,4</w:t>
+              <w:t>11,3</w:t>
             </w:r>
           </w:p>
         </w:tc>
@@ -945,7 +945,7 @@
               <w:rPr>
                 <w:b w:val="0"/>
               </w:rPr>
-              <w:t>21,0</w:t>
+              <w:t>21,1</w:t>
             </w:r>
           </w:p>
         </w:tc>
@@ -957,7 +957,7 @@
           </w:tcPr>
           <w:p>
             <w:r/>
-            <w:hyperlink r:id="rId12">
+            <w:hyperlink r:id="rId13">
               <w:r>
                 <w:rPr>
                   <w:rStyle w:val="Hyperlink"/>
@@ -983,7 +983,7 @@
               <w:rPr>
                 <w:b w:val="0"/>
               </w:rPr>
-              <w:t>24,1</w:t>
+              <w:t>24,2</w:t>
             </w:r>
           </w:p>
         </w:tc>
@@ -997,7 +997,7 @@
               <w:rPr>
                 <w:b w:val="0"/>
               </w:rPr>
-              <w:t>11,3</w:t>
+              <w:t>11,5</w:t>
             </w:r>
           </w:p>
         </w:tc>
@@ -1025,7 +1025,7 @@
               <w:rPr>
                 <w:b w:val="0"/>
               </w:rPr>
-              <w:t>11,4</w:t>
+              <w:t>11,8</w:t>
             </w:r>
           </w:p>
         </w:tc>
@@ -1039,7 +1039,7 @@
               <w:rPr>
                 <w:b w:val="0"/>
               </w:rPr>
-              <w:t>10,7</w:t>
+              <w:t>10,9</w:t>
             </w:r>
           </w:p>
         </w:tc>
@@ -1053,7 +1053,7 @@
               <w:rPr>
                 <w:b w:val="0"/>
               </w:rPr>
-              <w:t>16,8</w:t>
+              <w:t>16,1</w:t>
             </w:r>
           </w:p>
         </w:tc>
@@ -1093,7 +1093,7 @@
           </w:tcPr>
           <w:p>
             <w:r/>
-            <w:hyperlink r:id="rId13">
+            <w:hyperlink r:id="rId12">
               <w:r>
                 <w:rPr>
                   <w:rStyle w:val="Hyperlink"/>
@@ -1119,7 +1119,7 @@
               <w:rPr>
                 <w:b w:val="0"/>
               </w:rPr>
-              <w:t>21,0</w:t>
+              <w:t>21,4</w:t>
             </w:r>
           </w:p>
         </w:tc>
@@ -1133,7 +1133,7 @@
               <w:rPr>
                 <w:b w:val="0"/>
               </w:rPr>
-              <w:t>9,7</w:t>
+              <w:t>10,0</w:t>
             </w:r>
           </w:p>
         </w:tc>
@@ -1147,7 +1147,7 @@
               <w:rPr>
                 <w:b w:val="0"/>
               </w:rPr>
-              <w:t>11,3</w:t>
+              <w:t>11,4</w:t>
             </w:r>
           </w:p>
         </w:tc>
@@ -1161,7 +1161,7 @@
               <w:rPr>
                 <w:b w:val="0"/>
               </w:rPr>
-              <w:t>11,1</w:t>
+              <w:t>11,4</w:t>
             </w:r>
           </w:p>
         </w:tc>
@@ -1175,7 +1175,7 @@
               <w:rPr>
                 <w:b w:val="0"/>
               </w:rPr>
-              <w:t>10,6</w:t>
+              <w:t>10,7</w:t>
             </w:r>
           </w:p>
         </w:tc>
@@ -1189,7 +1189,7 @@
               <w:rPr>
                 <w:b w:val="0"/>
               </w:rPr>
-              <w:t>17,3</w:t>
+              <w:t>16,7</w:t>
             </w:r>
           </w:p>
         </w:tc>
@@ -1203,7 +1203,7 @@
               <w:rPr>
                 <w:b w:val="0"/>
               </w:rPr>
-              <w:t>13,1</w:t>
+              <w:t>13,0</w:t>
             </w:r>
           </w:p>
         </w:tc>
@@ -1217,7 +1217,7 @@
               <w:rPr>
                 <w:b w:val="0"/>
               </w:rPr>
-              <w:t>26,9</w:t>
+              <w:t>26,8</w:t>
             </w:r>
           </w:p>
         </w:tc>
@@ -1249,7 +1249,7 @@
               <w:rPr>
                 <w:b w:val="0"/>
               </w:rPr>
-              <w:t>20,9</w:t>
+              <w:t>20,8</w:t>
             </w:r>
           </w:p>
         </w:tc>
@@ -1277,7 +1277,7 @@
               <w:rPr>
                 <w:b w:val="0"/>
               </w:rPr>
-              <w:t>11,2</w:t>
+              <w:t>11,1</w:t>
             </w:r>
           </w:p>
         </w:tc>
@@ -1305,7 +1305,7 @@
               <w:rPr>
                 <w:b w:val="0"/>
               </w:rPr>
-              <w:t>10,5</w:t>
+              <w:t>10,6</w:t>
             </w:r>
           </w:p>
         </w:tc>
@@ -1379,7 +1379,7 @@
               <w:rPr>
                 <w:b w:val="0"/>
               </w:rPr>
-              <w:t>19,5</w:t>
+              <w:t>19,4</w:t>
             </w:r>
           </w:p>
         </w:tc>
@@ -1421,7 +1421,7 @@
               <w:rPr>
                 <w:b w:val="0"/>
               </w:rPr>
-              <w:t>11,0</w:t>
+              <w:t>10,9</w:t>
             </w:r>
           </w:p>
         </w:tc>
@@ -1435,7 +1435,7 @@
               <w:rPr>
                 <w:b w:val="0"/>
               </w:rPr>
-              <w:t>10,5</w:t>
+              <w:t>10,4</w:t>
             </w:r>
           </w:p>
         </w:tc>
@@ -1463,7 +1463,7 @@
               <w:rPr>
                 <w:b w:val="0"/>
               </w:rPr>
-              <w:t>13,7</w:t>
+              <w:t>13,6</w:t>
             </w:r>
           </w:p>
         </w:tc>
@@ -1477,7 +1477,7 @@
               <w:rPr>
                 <w:b w:val="0"/>
               </w:rPr>
-              <w:t>29,1</w:t>
+              <w:t>29,3</w:t>
             </w:r>
           </w:p>
         </w:tc>
@@ -1509,7 +1509,7 @@
               <w:rPr>
                 <w:b w:val="0"/>
               </w:rPr>
-              <w:t>19,2</w:t>
+              <w:t>19,1</w:t>
             </w:r>
           </w:p>
         </w:tc>
@@ -1551,7 +1551,7 @@
               <w:rPr>
                 <w:b w:val="0"/>
               </w:rPr>
-              <w:t>10,9</w:t>
+              <w:t>10,8</w:t>
             </w:r>
           </w:p>
         </w:tc>
@@ -1565,7 +1565,7 @@
               <w:rPr>
                 <w:b w:val="0"/>
               </w:rPr>
-              <w:t>10,3</w:t>
+              <w:t>10,5</w:t>
             </w:r>
           </w:p>
         </w:tc>
@@ -1695,7 +1695,7 @@
               <w:rPr>
                 <w:b w:val="0"/>
               </w:rPr>
-              <w:t>10,3</w:t>
+              <w:t>10,2</w:t>
             </w:r>
           </w:p>
         </w:tc>
@@ -1709,7 +1709,7 @@
               <w:rPr>
                 <w:b w:val="0"/>
               </w:rPr>
-              <w:t>16,5</w:t>
+              <w:t>16,6</w:t>
             </w:r>
           </w:p>
         </w:tc>
@@ -1825,7 +1825,7 @@
               <w:rPr>
                 <w:b w:val="0"/>
               </w:rPr>
-              <w:t>10,1</w:t>
+              <w:t>10,0</w:t>
             </w:r>
           </w:p>
         </w:tc>
@@ -1853,7 +1853,7 @@
               <w:rPr>
                 <w:b w:val="0"/>
               </w:rPr>
-              <w:t>14,3</w:t>
+              <w:t>14,2</w:t>
             </w:r>
           </w:p>
         </w:tc>
@@ -1905,7 +1905,7 @@
               <w:rPr>
                 <w:b w:val="0"/>
               </w:rPr>
-              <w:t>13,4</w:t>
+              <w:t>13,3</w:t>
             </w:r>
           </w:p>
         </w:tc>
@@ -1919,7 +1919,7 @@
               <w:rPr>
                 <w:b w:val="0"/>
               </w:rPr>
-              <w:t>6,1</w:t>
+              <w:t>6,0</w:t>
             </w:r>
           </w:p>
         </w:tc>
@@ -1933,7 +1933,7 @@
               <w:rPr>
                 <w:b w:val="0"/>
               </w:rPr>
-              <w:t>7,3</w:t>
+              <w:t>7,2</w:t>
             </w:r>
           </w:p>
         </w:tc>
@@ -1947,7 +1947,7 @@
               <w:rPr>
                 <w:b w:val="0"/>
               </w:rPr>
-              <w:t>10,0</w:t>
+              <w:t>9,7</w:t>
             </w:r>
           </w:p>
         </w:tc>
@@ -1961,7 +1961,7 @@
               <w:rPr>
                 <w:b w:val="0"/>
               </w:rPr>
-              <w:t>9,9</w:t>
+              <w:t>9,5</w:t>
             </w:r>
           </w:p>
         </w:tc>
@@ -1975,7 +1975,7 @@
               <w:rPr>
                 <w:b w:val="0"/>
               </w:rPr>
-              <w:t>16,8</w:t>
+              <w:t>17,5</w:t>
             </w:r>
           </w:p>
         </w:tc>
@@ -2077,7 +2077,7 @@
               <w:rPr>
                 <w:b w:val="0"/>
               </w:rPr>
-              <w:t>6,9</w:t>
+              <w:t>6,8</w:t>
             </w:r>
           </w:p>
         </w:tc>
@@ -2105,7 +2105,7 @@
               <w:rPr>
                 <w:b w:val="0"/>
               </w:rPr>
-              <w:t>15,7</w:t>
+              <w:t>15,8</w:t>
             </w:r>
           </w:p>
         </w:tc>
@@ -2119,7 +2119,7 @@
               <w:rPr>
                 <w:b w:val="0"/>
               </w:rPr>
-              <w:t>15,5</w:t>
+              <w:t>15,6</w:t>
             </w:r>
           </w:p>
         </w:tc>
@@ -2133,7 +2133,7 @@
               <w:rPr>
                 <w:b w:val="0"/>
               </w:rPr>
-              <w:t>47,6</w:t>
+              <w:t>47,4</w:t>
             </w:r>
           </w:p>
         </w:tc>
@@ -2235,7 +2235,7 @@
               <w:rPr>
                 <w:b w:val="0"/>
               </w:rPr>
-              <w:t>15,5</w:t>
+              <w:t>15,4</w:t>
             </w:r>
           </w:p>
         </w:tc>
@@ -2263,7 +2263,7 @@
               <w:rPr>
                 <w:b w:val="0"/>
               </w:rPr>
-              <w:t>49,2</w:t>
+              <w:t>49,3</w:t>
             </w:r>
           </w:p>
         </w:tc>
@@ -2351,21 +2351,7 @@
               <w:rPr>
                 <w:b w:val="0"/>
               </w:rPr>
-              <w:t>7,0</w:t>
-            </w:r>
-          </w:p>
-        </w:tc>
-        <w:tc>
-          <w:tcPr>
-            <w:tcW w:type="dxa" w:w="960"/>
-          </w:tcPr>
-          <w:p>
-            <w:r/>
-            <w:r>
-              <w:rPr>
-                <w:b w:val="0"/>
-              </w:rPr>
-              <w:t>15,4</w:t>
+              <w:t>7,1</w:t>
             </w:r>
           </w:p>
         </w:tc>
@@ -2393,7 +2379,21 @@
               <w:rPr>
                 <w:b w:val="0"/>
               </w:rPr>
-              <w:t>49,5</w:t>
+              <w:t>15,5</w:t>
+            </w:r>
+          </w:p>
+        </w:tc>
+        <w:tc>
+          <w:tcPr>
+            <w:tcW w:type="dxa" w:w="960"/>
+          </w:tcPr>
+          <w:p>
+            <w:r/>
+            <w:r>
+              <w:rPr>
+                <w:b w:val="0"/>
+              </w:rPr>
+              <w:t>49,4</w:t>
             </w:r>
           </w:p>
         </w:tc>
@@ -2439,7 +2439,7 @@
               <w:rPr>
                 <w:b w:val="0"/>
               </w:rPr>
-              <w:t>2,2</w:t>
+              <w:t>2,1</w:t>
             </w:r>
           </w:p>
         </w:tc>
@@ -2523,7 +2523,7 @@
               <w:rPr>
                 <w:b w:val="0"/>
               </w:rPr>
-              <w:t>53,6</w:t>
+              <w:t>53,7</w:t>
             </w:r>
           </w:p>
         </w:tc>
@@ -2555,7 +2555,7 @@
               <w:rPr>
                 <w:b w:val="0"/>
               </w:rPr>
-              <w:t>4,3</w:t>
+              <w:t>4,4</w:t>
             </w:r>
           </w:p>
         </w:tc>
@@ -2597,7 +2597,7 @@
               <w:rPr>
                 <w:b w:val="0"/>
               </w:rPr>
-              <w:t>5,4</w:t>
+              <w:t>5,3</w:t>
             </w:r>
           </w:p>
         </w:tc>
@@ -2755,7 +2755,7 @@
               <w:rPr>
                 <w:b w:val="0"/>
               </w:rPr>
-              <w:t>14,2</w:t>
+              <w:t>14,3</w:t>
             </w:r>
           </w:p>
         </w:tc>
@@ -2783,7 +2783,7 @@
               <w:rPr>
                 <w:b w:val="0"/>
               </w:rPr>
-              <w:t>55,5</w:t>
+              <w:t>55,4</w:t>
             </w:r>
           </w:p>
         </w:tc>
@@ -2815,7 +2815,7 @@
               <w:rPr>
                 <w:b w:val="0"/>
               </w:rPr>
-              <w:t>3,4</w:t>
+              <w:t>3,5</w:t>
             </w:r>
           </w:p>
         </w:tc>
@@ -2885,7 +2885,7 @@
               <w:rPr>
                 <w:b w:val="0"/>
               </w:rPr>
-              <w:t>13,6</w:t>
+              <w:t>13,7</w:t>
             </w:r>
           </w:p>
         </w:tc>
@@ -2899,7 +2899,7 @@
               <w:rPr>
                 <w:b w:val="0"/>
               </w:rPr>
-              <w:t>14,9</w:t>
+              <w:t>14,8</w:t>
             </w:r>
           </w:p>
         </w:tc>
@@ -2959,7 +2959,7 @@
               <w:rPr>
                 <w:b w:val="0"/>
               </w:rPr>
-              <w:t>1,5</w:t>
+              <w:t>1,6</w:t>
             </w:r>
           </w:p>
         </w:tc>
@@ -2987,7 +2987,7 @@
               <w:rPr>
                 <w:b w:val="0"/>
               </w:rPr>
-              <w:t>4,7</w:t>
+              <w:t>4,6</w:t>
             </w:r>
           </w:p>
         </w:tc>
@@ -3029,7 +3029,7 @@
               <w:rPr>
                 <w:b w:val="0"/>
               </w:rPr>
-              <w:t>14,9</w:t>
+              <w:t>14,8</w:t>
             </w:r>
           </w:p>
         </w:tc>
@@ -3117,7 +3117,7 @@
               <w:rPr>
                 <w:b w:val="0"/>
               </w:rPr>
-              <w:t>4,0</w:t>
+              <w:t>3,9</w:t>
             </w:r>
           </w:p>
         </w:tc>
@@ -3173,7 +3173,7 @@
               <w:rPr>
                 <w:b w:val="0"/>
               </w:rPr>
-              <w:t>61,9</w:t>
+              <w:t>62,0</w:t>
             </w:r>
           </w:p>
         </w:tc>
@@ -3219,7 +3219,7 @@
               <w:rPr>
                 <w:b w:val="0"/>
               </w:rPr>
-              <w:t>1,1</w:t>
+              <w:t>1,0</w:t>
             </w:r>
           </w:p>
         </w:tc>
@@ -3289,7 +3289,7 @@
               <w:rPr>
                 <w:b w:val="0"/>
               </w:rPr>
-              <w:t>14,1</w:t>
+              <w:t>14,0</w:t>
             </w:r>
           </w:p>
         </w:tc>
@@ -3303,7 +3303,7 @@
               <w:rPr>
                 <w:b w:val="0"/>
               </w:rPr>
-              <w:t>63,8</w:t>
+              <w:t>63,9</w:t>
             </w:r>
           </w:p>
         </w:tc>
@@ -3349,7 +3349,7 @@
               <w:rPr>
                 <w:b w:val="0"/>
               </w:rPr>
-              <w:t>0,9</w:t>
+              <w:t>0,8</w:t>
             </w:r>
           </w:p>
         </w:tc>
@@ -3377,7 +3377,7 @@
               <w:rPr>
                 <w:b w:val="0"/>
               </w:rPr>
-              <w:t>3,2</w:t>
+              <w:t>3,1</w:t>
             </w:r>
           </w:p>
         </w:tc>
@@ -3405,7 +3405,7 @@
               <w:rPr>
                 <w:b w:val="0"/>
               </w:rPr>
-              <w:t>11,3</w:t>
+              <w:t>11,2</w:t>
             </w:r>
           </w:p>
         </w:tc>
@@ -3419,7 +3419,7 @@
               <w:rPr>
                 <w:b w:val="0"/>
               </w:rPr>
-              <w:t>13,5</w:t>
+              <w:t>13,6</w:t>
             </w:r>
           </w:p>
         </w:tc>
@@ -3595,7 +3595,7 @@
               <w:rPr>
                 <w:b w:val="0"/>
               </w:rPr>
-              <w:t>1,7</w:t>
+              <w:t>1,6</w:t>
             </w:r>
           </w:p>
         </w:tc>
@@ -3609,7 +3609,7 @@
               <w:rPr>
                 <w:b w:val="0"/>
               </w:rPr>
-              <w:t>0,8</w:t>
+              <w:t>0,7</w:t>
             </w:r>
           </w:p>
         </w:tc>
@@ -3651,7 +3651,7 @@
               <w:rPr>
                 <w:b w:val="0"/>
               </w:rPr>
-              <w:t>3,5</w:t>
+              <w:t>3,4</w:t>
             </w:r>
           </w:p>
         </w:tc>
@@ -3679,7 +3679,7 @@
               <w:rPr>
                 <w:b w:val="0"/>
               </w:rPr>
-              <w:t>13,1</w:t>
+              <w:t>13,3</w:t>
             </w:r>
           </w:p>
         </w:tc>
@@ -3693,7 +3693,7 @@
               <w:rPr>
                 <w:b w:val="0"/>
               </w:rPr>
-              <w:t>67,9</w:t>
+              <w:t>67,8</w:t>
             </w:r>
           </w:p>
         </w:tc>
@@ -3725,7 +3725,7 @@
               <w:rPr>
                 <w:b w:val="0"/>
               </w:rPr>
-              <w:t>1,1</w:t>
+              <w:t>1,2</w:t>
             </w:r>
           </w:p>
         </w:tc>
@@ -3809,7 +3809,7 @@
               <w:rPr>
                 <w:b w:val="0"/>
               </w:rPr>
-              <w:t>12,3</w:t>
+              <w:t>12,4</w:t>
             </w:r>
           </w:p>
         </w:tc>
@@ -3823,7 +3823,7 @@
               <w:rPr>
                 <w:b w:val="0"/>
               </w:rPr>
-              <w:t>71,9</w:t>
+              <w:t>71,7</w:t>
             </w:r>
           </w:p>
         </w:tc>
@@ -3925,7 +3925,7 @@
               <w:rPr>
                 <w:b w:val="0"/>
               </w:rPr>
-              <w:t>8,5</w:t>
+              <w:t>8,4</w:t>
             </w:r>
           </w:p>
         </w:tc>
@@ -3939,7 +3939,7 @@
               <w:rPr>
                 <w:b w:val="0"/>
               </w:rPr>
-              <w:t>11,2</w:t>
+              <w:t>11,3</w:t>
             </w:r>
           </w:p>
         </w:tc>
@@ -3953,7 +3953,7 @@
               <w:rPr>
                 <w:b w:val="0"/>
               </w:rPr>
-              <w:t>75,5</w:t>
+              <w:t>75,4</w:t>
             </w:r>
           </w:p>
         </w:tc>
@@ -4185,7 +4185,7 @@
               <w:rPr>
                 <w:b w:val="0"/>
               </w:rPr>
-              <w:t>7,2</w:t>
+              <w:t>7,3</w:t>
             </w:r>
           </w:p>
         </w:tc>
@@ -4199,7 +4199,7 @@
               <w:rPr>
                 <w:b w:val="0"/>
               </w:rPr>
-              <w:t>10,1</w:t>
+              <w:t>10,0</w:t>
             </w:r>
           </w:p>
         </w:tc>
@@ -4245,7 +4245,7 @@
               <w:rPr>
                 <w:b w:val="0"/>
               </w:rPr>
-              <w:t>0,3</w:t>
+              <w:t>0,4</w:t>
             </w:r>
           </w:p>
         </w:tc>
@@ -4301,7 +4301,7 @@
               <w:rPr>
                 <w:b w:val="0"/>
               </w:rPr>
-              <w:t>1,3</w:t>
+              <w:t>1,2</w:t>
             </w:r>
           </w:p>
         </w:tc>
@@ -4315,7 +4315,7 @@
               <w:rPr>
                 <w:b w:val="0"/>
               </w:rPr>
-              <w:t>6,1</w:t>
+              <w:t>6,0</w:t>
             </w:r>
           </w:p>
         </w:tc>
@@ -4329,7 +4329,7 @@
               <w:rPr>
                 <w:b w:val="0"/>
               </w:rPr>
-              <w:t>8,7</w:t>
+              <w:t>8,8</w:t>
             </w:r>
           </w:p>
         </w:tc>
@@ -4445,7 +4445,7 @@
               <w:rPr>
                 <w:b w:val="0"/>
               </w:rPr>
-              <w:t>5,6</w:t>
+              <w:t>5,5</w:t>
             </w:r>
           </w:p>
         </w:tc>
@@ -4459,7 +4459,7 @@
               <w:rPr>
                 <w:b w:val="0"/>
               </w:rPr>
-              <w:t>8,3</w:t>
+              <w:t>8,2</w:t>
             </w:r>
           </w:p>
         </w:tc>
@@ -4473,7 +4473,7 @@
               <w:rPr>
                 <w:b w:val="0"/>
               </w:rPr>
-              <w:t>83,9</w:t>
+              <w:t>84,1</w:t>
             </w:r>
           </w:p>
         </w:tc>
@@ -4547,7 +4547,7 @@
               <w:rPr>
                 <w:b w:val="0"/>
               </w:rPr>
-              <w:t>0,7</w:t>
+              <w:t>0,6</w:t>
             </w:r>
           </w:p>
         </w:tc>
@@ -4614,13 +4614,13 @@
         <w:rPr>
           <w:b/>
         </w:rPr>
-        <w:t>Seeds 1 a 3:</w:t>
+        <w:t>Seeds:</w:t>
       </w:r>
       <w:r>
         <w:rPr>
           <w:b w:val="0"/>
         </w:rPr>
-        <w:t xml:space="preserve"> CAAP Malditos; Mauá Blue; FEI DarkOwls. Percentuais arredondados.</w:t>
+        <w:t xml:space="preserve"> CAAP Malditos, FEI DarkOwls e Mauá Blue. Percentuais arredondados.</w:t>
       </w:r>
     </w:p>
     <w:p>
@@ -4705,7 +4705,7 @@
         <w:rPr>
           <w:b w:val="0"/>
         </w:rPr>
-        <w:t>A Stars permanece com avaliação provisória na base. O modelo utiliza sua nota como um valor fixo e não calcula quanto ela poderia mudar com uma amostra maior. Os 60,5% mostram o que acontece quando aceitamos essa força como ponto de partida; não eliminam a dúvida sobre o quanto o time já foi testado.</w:t>
+        <w:t>A Stars permanece com avaliação provisória na base. O modelo utiliza sua nota como um valor fixo e não calcula quanto ela poderia mudar com uma amostra maior. Os 60,4% mostram o que acontece quando aceitamos essa força como ponto de partida; não eliminam a dúvida sobre o quanto o time já foi testado.</w:t>
       </w:r>
     </w:p>
     <w:p>
@@ -4963,7 +4963,7 @@
         <w:rPr>
           <w:b w:val="0"/>
         </w:rPr>
-        <w:t>As duas rotas até a classificação têm pesos parecidos: 22,5% pela superior e 21,4% pela inferior. Nas simulações, a capacidade de continuar vencendo depois da primeira derrota é uma parte relevante da candidatura da Inatel.</w:t>
+        <w:t>As duas rotas até a classificação têm pesos parecidos: 22,3% pela superior e 21,4% pela inferior. Nas simulações, a capacidade de continuar vencendo depois da primeira derrota é uma parte relevante da candidatura da Inatel.</w:t>
       </w:r>
     </w:p>
     <w:p>
@@ -5131,7 +5131,7 @@
         </w:rPr>
         <w:t xml:space="preserve">Entre as equipes imediatamente abaixo das quatro primeiras, a </w:t>
       </w:r>
-      <w:hyperlink r:id="rId12">
+      <w:hyperlink r:id="rId13">
         <w:r>
           <w:rPr>
             <w:rStyle w:val="Hyperlink"/>
@@ -5179,7 +5179,7 @@
         <w:rPr>
           <w:b w:val="0"/>
         </w:rPr>
-        <w:t>Com 46,3% de chance de Top 8 e 24,1% de classificação, a Blue aparece como uma candidata concreta a tomar espaço entre as favoritas.</w:t>
+        <w:t>Com 46,9% de chance de Top 8 e 24,2% de classificação, a Blue aparece como uma candidata concreta a tomar espaço entre as favoritas.</w:t>
       </w:r>
     </w:p>
     <w:p>
@@ -5190,7 +5190,7 @@
         <w:rPr>
           <w:b w:val="0"/>
         </w:rPr>
-        <w:t>Quatro equipes separadas por menos de dois pontos percentuais</w:t>
+        <w:t>Quatro equipes separadas por pouco mais de dois pontos percentuais</w:t>
       </w:r>
     </w:p>
     <w:p>
@@ -5208,7 +5208,7 @@
         </w:rPr>
         <w:t xml:space="preserve">, </w:t>
       </w:r>
-      <w:hyperlink r:id="rId13">
+      <w:hyperlink r:id="rId12">
         <w:r>
           <w:rPr>
             <w:rStyle w:val="Hyperlink"/>
@@ -5347,7 +5347,7 @@
               <w:rPr>
                 <w:b w:val="0"/>
               </w:rPr>
-              <w:t>20,9%</w:t>
+              <w:t>20,8%</w:t>
             </w:r>
           </w:p>
         </w:tc>
@@ -5359,7 +5359,7 @@
           </w:tcPr>
           <w:p>
             <w:r/>
-            <w:hyperlink r:id="rId13">
+            <w:hyperlink r:id="rId12">
               <w:r>
                 <w:rPr>
                   <w:rStyle w:val="Hyperlink"/>
@@ -5393,7 +5393,7 @@
               <w:rPr>
                 <w:b w:val="0"/>
               </w:rPr>
-              <w:t>21,0%</w:t>
+              <w:t>21,4%</w:t>
             </w:r>
           </w:p>
         </w:tc>
@@ -5439,7 +5439,7 @@
               <w:rPr>
                 <w:b w:val="0"/>
               </w:rPr>
-              <w:t>19,5%</w:t>
+              <w:t>19,4%</w:t>
             </w:r>
           </w:p>
         </w:tc>
@@ -5485,7 +5485,7 @@
               <w:rPr>
                 <w:b w:val="0"/>
               </w:rPr>
-              <w:t>19,2%</w:t>
+              <w:t>19,1%</w:t>
             </w:r>
           </w:p>
         </w:tc>
@@ -5496,7 +5496,7 @@
         <w:rPr>
           <w:b w:val="0"/>
         </w:rPr>
-        <w:t>A Azure Black tem a maior nota das quatro. A FEI combina a proteção do seed 3 com um bloco de jogadores de 91,7. Vulgaris e Hawks chegam próximas em desempenho e forma recente, ambas com 21 partidas na base.</w:t>
+        <w:t>A Azure Black tem a maior nota das quatro. A FEI combina a proteção do seed com um bloco de jogadores de 91,7. Vulgaris e Hawks chegam próximas em desempenho e forma recente, ambas com 21 partidas na base.</w:t>
       </w:r>
     </w:p>
     <w:p>
@@ -5632,7 +5632,7 @@
         <w:rPr>
           <w:b w:val="0"/>
         </w:rPr>
-        <w:t xml:space="preserve"> entra como seed 1 e é, ao mesmo tempo, a equipe sobre a qual menos sabemos.</w:t>
+        <w:t xml:space="preserve"> é uma das seeds e, ao mesmo tempo, a equipe sobre a qual menos sabemos.</w:t>
       </w:r>
     </w:p>
     <w:p>
@@ -5680,7 +5680,7 @@
         <w:rPr>
           <w:b/>
         </w:rPr>
-        <w:t>12º, com 13,4% de chance de vaga</w:t>
+        <w:t>12º, com 13,3% de chance de vaga</w:t>
       </w:r>
       <w:r>
         <w:rPr>
@@ -5879,7 +5879,7 @@
         <w:rPr>
           <w:b w:val="0"/>
         </w:rPr>
-        <w:t xml:space="preserve"> também oferece um lembrete sobre o limite da leitura coletiva. Seus 1,1% de classificação convivem com o destaque de </w:t>
+        <w:t xml:space="preserve"> também oferece um lembrete sobre o limite da leitura coletiva. Seus 1,2% de classificação convivem com o destaque de </w:t>
       </w:r>
       <w:hyperlink r:id="rId53">
         <w:r>
